--- a/Parcial 1/IREB_Proyectos_Informe_Borrador1.docx
+++ b/Parcial 1/IREB_Proyectos_Informe_Borrador1.docx
@@ -41,7 +41,7 @@
         <w:jc w:val="both"/>
         <w:rPr>
           <w:rFonts w:ascii="Sans Serif Collection" w:hAnsi="Sans Serif Collection" w:cs="Sans Serif Collection"/>
-          <w:lang w:val="es-419"/>
+          <w:color w:val="595959"/>
         </w:rPr>
       </w:pPr>
       <w:r>
@@ -61,6 +61,16 @@
         </w:rPr>
         <w:t xml:space="preserve"> </w:t>
       </w:r>
+    </w:p>
+    <w:p>
+      <w:pPr>
+        <w:spacing w:before="300" w:after="200"/>
+        <w:jc w:val="both"/>
+        <w:rPr>
+          <w:rFonts w:ascii="Sans Serif Collection" w:hAnsi="Sans Serif Collection" w:cs="Sans Serif Collection"/>
+          <w:lang w:val="es-419"/>
+        </w:rPr>
+      </w:pPr>
       <w:proofErr w:type="spellStart"/>
       <w:r>
         <w:rPr>
@@ -116,111 +126,73 @@
     </w:p>
     <w:p>
       <w:pPr>
-        <w:spacing w:after="40"/>
-        <w:jc w:val="both"/>
         <w:rPr>
           <w:rFonts w:ascii="Sans Serif Collection" w:hAnsi="Sans Serif Collection" w:cs="Sans Serif Collection"/>
+          <w:sz w:val="24"/>
+          <w:szCs w:val="24"/>
         </w:rPr>
       </w:pPr>
       <w:r>
         <w:rPr>
           <w:rFonts w:ascii="Sans Serif Collection" w:hAnsi="Sans Serif Collection" w:cs="Sans Serif Collection"/>
-          <w:color w:val="595959"/>
+          <w:sz w:val="24"/>
+          <w:szCs w:val="24"/>
         </w:rPr>
         <w:t>Chuqui Aguinda Kerly Andreina</w:t>
-      </w:r>
-      <w:r>
-        <w:rPr>
-          <w:rFonts w:ascii="Sans Serif Collection" w:hAnsi="Sans Serif Collection" w:cs="Sans Serif Collection"/>
-          <w:color w:val="595959"/>
-        </w:rPr>
-        <w:t>/ Líder de equipo</w:t>
       </w:r>
     </w:p>
     <w:p>
       <w:pPr>
-        <w:spacing w:after="300"/>
-        <w:jc w:val="both"/>
         <w:rPr>
           <w:rFonts w:ascii="Sans Serif Collection" w:hAnsi="Sans Serif Collection" w:cs="Sans Serif Collection"/>
-          <w:color w:val="595959"/>
+          <w:sz w:val="24"/>
+          <w:szCs w:val="24"/>
         </w:rPr>
       </w:pPr>
       <w:r>
         <w:rPr>
           <w:rFonts w:ascii="Sans Serif Collection" w:hAnsi="Sans Serif Collection" w:cs="Sans Serif Collection"/>
-          <w:color w:val="595959"/>
+          <w:sz w:val="24"/>
+          <w:szCs w:val="24"/>
         </w:rPr>
         <w:t xml:space="preserve">Arroyo Paredes Alfonso Alejandro </w:t>
-      </w:r>
-      <w:r>
-        <w:rPr>
-          <w:rFonts w:ascii="Sans Serif Collection" w:hAnsi="Sans Serif Collection" w:cs="Sans Serif Collection"/>
-          <w:color w:val="595959"/>
-        </w:rPr>
-        <w:t>/ Estudiante</w:t>
-      </w:r>
-      <w:r>
-        <w:rPr>
-          <w:rFonts w:ascii="Sans Serif Collection" w:hAnsi="Sans Serif Collection" w:cs="Sans Serif Collection"/>
-          <w:color w:val="595959"/>
-        </w:rPr>
-        <w:t>s 1</w:t>
       </w:r>
     </w:p>
     <w:p>
       <w:pPr>
-        <w:spacing w:after="300"/>
-        <w:jc w:val="both"/>
         <w:rPr>
           <w:rFonts w:ascii="Sans Serif Collection" w:hAnsi="Sans Serif Collection" w:cs="Sans Serif Collection"/>
-          <w:color w:val="595959"/>
+          <w:sz w:val="24"/>
+          <w:szCs w:val="24"/>
         </w:rPr>
       </w:pPr>
+      <w:proofErr w:type="spellStart"/>
       <w:r>
         <w:rPr>
           <w:rFonts w:ascii="Sans Serif Collection" w:hAnsi="Sans Serif Collection" w:cs="Sans Serif Collection"/>
-          <w:color w:val="595959"/>
-        </w:rPr>
-        <w:t xml:space="preserve">Frías </w:t>
+          <w:sz w:val="24"/>
+          <w:szCs w:val="24"/>
+        </w:rPr>
+        <w:t>Frias</w:t>
       </w:r>
-      <w:proofErr w:type="gramStart"/>
+      <w:proofErr w:type="spellEnd"/>
       <w:r>
         <w:rPr>
           <w:rFonts w:ascii="Sans Serif Collection" w:hAnsi="Sans Serif Collection" w:cs="Sans Serif Collection"/>
-          <w:color w:val="595959"/>
-        </w:rPr>
-        <w:t xml:space="preserve">Pedro </w:t>
+          <w:sz w:val="24"/>
+          <w:szCs w:val="24"/>
+        </w:rPr>
+        <w:t xml:space="preserve"> Valverde Pether Pedro</w:t>
       </w:r>
-      <w:r>
+    </w:p>
+    <w:p>
+      <w:pPr>
         <w:rPr>
           <w:rFonts w:ascii="Sans Serif Collection" w:hAnsi="Sans Serif Collection" w:cs="Sans Serif Collection"/>
-          <w:color w:val="595959"/>
-        </w:rPr>
-        <w:t xml:space="preserve"> </w:t>
-      </w:r>
-      <w:r>
-        <w:rPr>
-          <w:rFonts w:ascii="Sans Serif Collection" w:hAnsi="Sans Serif Collection" w:cs="Sans Serif Collection"/>
-          <w:color w:val="595959"/>
-        </w:rPr>
-        <w:t>Estudiante</w:t>
-      </w:r>
-      <w:proofErr w:type="gramEnd"/>
-      <w:r>
-        <w:rPr>
-          <w:rFonts w:ascii="Sans Serif Collection" w:hAnsi="Sans Serif Collection" w:cs="Sans Serif Collection"/>
-          <w:color w:val="595959"/>
-        </w:rPr>
-        <w:t xml:space="preserve"> </w:t>
-      </w:r>
-      <w:r>
-        <w:rPr>
-          <w:rFonts w:ascii="Sans Serif Collection" w:hAnsi="Sans Serif Collection" w:cs="Sans Serif Collection"/>
-          <w:color w:val="595959"/>
-        </w:rPr>
-        <w:t xml:space="preserve"> 2</w:t>
-      </w:r>
+          <w:sz w:val="24"/>
+          <w:szCs w:val="24"/>
+        </w:rPr>
+      </w:pPr>
     </w:p>
     <w:p>
       <w:pPr>
@@ -371,15 +343,6 @@
         </w:rPr>
         <w:t>. Se preparó para revisar el contenido, la documentación y el nivel de acuerdo registrados en los archivos fuente, y para identificar los datos que requieren confirmación antes de entregar una versión definitiva.</w:t>
       </w:r>
-    </w:p>
-    <w:p>
-      <w:pPr>
-        <w:spacing w:after="120" w:line="276" w:lineRule="auto"/>
-        <w:jc w:val="both"/>
-        <w:rPr>
-          <w:rFonts w:ascii="Sans Serif Collection" w:hAnsi="Sans Serif Collection" w:cs="Sans Serif Collection"/>
-        </w:rPr>
-      </w:pPr>
     </w:p>
     <w:p>
       <w:pPr>
@@ -436,19 +399,7 @@
         <w:rPr>
           <w:rFonts w:ascii="Sans Serif Collection" w:hAnsi="Sans Serif Collection" w:cs="Sans Serif Collection"/>
         </w:rPr>
-        <w:t xml:space="preserve">. La muestra comprende RF-01, RF-02 y RF-03. Duración: </w:t>
-      </w:r>
-      <w:r>
-        <w:rPr>
-          <w:rFonts w:ascii="Sans Serif Collection" w:hAnsi="Sans Serif Collection" w:cs="Sans Serif Collection"/>
-        </w:rPr>
-        <w:t xml:space="preserve"> 4 horas</w:t>
-      </w:r>
-      <w:r>
-        <w:rPr>
-          <w:rFonts w:ascii="Sans Serif Collection" w:hAnsi="Sans Serif Collection" w:cs="Sans Serif Collection"/>
-        </w:rPr>
-        <w:t>.</w:t>
+        <w:t>. La muestra comprende RF-01, RF-02 y RF-03. Duración:  4 horas.</w:t>
       </w:r>
     </w:p>
     <w:p>
@@ -614,7 +565,6 @@
         <w:rPr>
           <w:rFonts w:ascii="Sans Serif Collection" w:hAnsi="Sans Serif Collection" w:cs="Sans Serif Collection"/>
         </w:rPr>
-        <w:lastRenderedPageBreak/>
         <w:t xml:space="preserve">Solicitud adicional: </w:t>
       </w:r>
       <w:r>
@@ -645,6 +595,7 @@
           <w:sz w:val="28"/>
           <w:szCs w:val="28"/>
         </w:rPr>
+        <w:lastRenderedPageBreak/>
         <w:t>2. ANÁLISIS</w:t>
       </w:r>
     </w:p>
@@ -695,30 +646,24 @@
         <w:jc w:val="both"/>
         <w:rPr>
           <w:rFonts w:ascii="Sans Serif Collection" w:hAnsi="Sans Serif Collection" w:cs="Sans Serif Collection"/>
+          <w:sz w:val="24"/>
+          <w:szCs w:val="24"/>
         </w:rPr>
       </w:pPr>
       <w:r>
         <w:rPr>
-          <w:rFonts w:ascii="Arial" w:hAnsi="Arial"/>
+          <w:rFonts w:ascii="Sans Serif Collection" w:hAnsi="Sans Serif Collection" w:cs="Sans Serif Collection"/>
           <w:color w:val="232D37"/>
-          <w:sz w:val="20"/>
-        </w:rPr>
-        <w:t>S</w:t>
-      </w:r>
-      <w:r>
-        <w:rPr>
-          <w:rFonts w:ascii="Arial" w:hAnsi="Arial"/>
-          <w:color w:val="232D37"/>
-          <w:sz w:val="20"/>
-        </w:rPr>
-        <w:t xml:space="preserve">istema odontológico </w:t>
+          <w:szCs w:val="24"/>
+        </w:rPr>
+        <w:t xml:space="preserve">Sistema odontológico </w:t>
       </w:r>
       <w:proofErr w:type="spellStart"/>
       <w:r>
         <w:rPr>
-          <w:rFonts w:ascii="Arial" w:hAnsi="Arial"/>
+          <w:rFonts w:ascii="Sans Serif Collection" w:hAnsi="Sans Serif Collection" w:cs="Sans Serif Collection"/>
           <w:color w:val="232D37"/>
-          <w:sz w:val="20"/>
+          <w:szCs w:val="24"/>
         </w:rPr>
         <w:t>AlaSynk</w:t>
       </w:r>
@@ -732,47 +677,33 @@
         <w:jc w:val="both"/>
         <w:rPr>
           <w:rFonts w:ascii="Sans Serif Collection" w:hAnsi="Sans Serif Collection" w:cs="Sans Serif Collection"/>
+          <w:sz w:val="24"/>
+          <w:szCs w:val="24"/>
         </w:rPr>
       </w:pPr>
       <w:r>
         <w:rPr>
-          <w:rFonts w:ascii="Arial" w:hAnsi="Arial"/>
+          <w:rFonts w:ascii="Sans Serif Collection" w:hAnsi="Sans Serif Collection" w:cs="Sans Serif Collection"/>
           <w:color w:val="232D37"/>
-          <w:sz w:val="20"/>
-        </w:rPr>
-        <w:t xml:space="preserve">Proyecto: </w:t>
-      </w:r>
-      <w:r>
-        <w:rPr>
-          <w:rFonts w:ascii="Arial" w:hAnsi="Arial"/>
-          <w:color w:val="232D37"/>
-          <w:sz w:val="20"/>
-        </w:rPr>
-        <w:t>S</w:t>
-      </w:r>
-      <w:r>
-        <w:rPr>
-          <w:rFonts w:ascii="Arial" w:hAnsi="Arial"/>
-          <w:color w:val="232D37"/>
-          <w:sz w:val="20"/>
-        </w:rPr>
-        <w:t xml:space="preserve">istema odontológico </w:t>
+          <w:szCs w:val="24"/>
+        </w:rPr>
+        <w:t xml:space="preserve">Proyecto: Sistema odontológico </w:t>
       </w:r>
       <w:proofErr w:type="spellStart"/>
       <w:r>
         <w:rPr>
-          <w:rFonts w:ascii="Arial" w:hAnsi="Arial"/>
+          <w:rFonts w:ascii="Sans Serif Collection" w:hAnsi="Sans Serif Collection" w:cs="Sans Serif Collection"/>
           <w:color w:val="232D37"/>
-          <w:sz w:val="20"/>
+          <w:szCs w:val="24"/>
         </w:rPr>
         <w:t>AlaSynk</w:t>
       </w:r>
       <w:proofErr w:type="spellEnd"/>
       <w:r>
         <w:rPr>
-          <w:rFonts w:ascii="Arial" w:hAnsi="Arial"/>
+          <w:rFonts w:ascii="Sans Serif Collection" w:hAnsi="Sans Serif Collection" w:cs="Sans Serif Collection"/>
           <w:color w:val="232D37"/>
-          <w:sz w:val="20"/>
+          <w:szCs w:val="24"/>
         </w:rPr>
         <w:t xml:space="preserve">. Asignatura registrada: Análisis y Diseño de Software, Ingeniería de Software, Grupo 6, NRC 36838. Fecha registrada para el análisis: 01-10-2026. </w:t>
       </w:r>
@@ -821,30 +752,35 @@
           <w:numId w:val="4"/>
         </w:numPr>
         <w:spacing w:after="100" w:line="269" w:lineRule="auto"/>
+        <w:rPr>
+          <w:rFonts w:ascii="Sans Serif Collection" w:hAnsi="Sans Serif Collection" w:cs="Sans Serif Collection"/>
+          <w:sz w:val="24"/>
+          <w:szCs w:val="24"/>
+        </w:rPr>
       </w:pPr>
       <w:r>
         <w:rPr>
-          <w:rFonts w:ascii="Arial" w:hAnsi="Arial"/>
+          <w:rFonts w:ascii="Sans Serif Collection" w:hAnsi="Sans Serif Collection" w:cs="Sans Serif Collection"/>
           <w:color w:val="232D37"/>
-          <w:sz w:val="20"/>
+          <w:szCs w:val="24"/>
         </w:rPr>
         <w:t xml:space="preserve">Se revisaron las respuestas del </w:t>
       </w:r>
       <w:proofErr w:type="spellStart"/>
       <w:r>
         <w:rPr>
-          <w:rFonts w:ascii="Arial" w:hAnsi="Arial"/>
+          <w:rFonts w:ascii="Sans Serif Collection" w:hAnsi="Sans Serif Collection" w:cs="Sans Serif Collection"/>
           <w:color w:val="232D37"/>
-          <w:sz w:val="20"/>
+          <w:szCs w:val="24"/>
         </w:rPr>
         <w:t>checklist</w:t>
       </w:r>
       <w:proofErr w:type="spellEnd"/>
       <w:r>
         <w:rPr>
-          <w:rFonts w:ascii="Arial" w:hAnsi="Arial"/>
+          <w:rFonts w:ascii="Sans Serif Collection" w:hAnsi="Sans Serif Collection" w:cs="Sans Serif Collection"/>
           <w:color w:val="232D37"/>
-          <w:sz w:val="20"/>
+          <w:szCs w:val="24"/>
         </w:rPr>
         <w:t xml:space="preserve"> de 11 criterios para RF-01, RF-02 y RF-03. </w:t>
       </w:r>
@@ -857,12 +793,17 @@
           <w:numId w:val="4"/>
         </w:numPr>
         <w:spacing w:after="100" w:line="269" w:lineRule="auto"/>
+        <w:rPr>
+          <w:rFonts w:ascii="Sans Serif Collection" w:hAnsi="Sans Serif Collection" w:cs="Sans Serif Collection"/>
+          <w:sz w:val="24"/>
+          <w:szCs w:val="24"/>
+        </w:rPr>
       </w:pPr>
       <w:r>
         <w:rPr>
-          <w:rFonts w:ascii="Arial" w:hAnsi="Arial"/>
+          <w:rFonts w:ascii="Sans Serif Collection" w:hAnsi="Sans Serif Collection" w:cs="Sans Serif Collection"/>
           <w:color w:val="232D37"/>
-          <w:sz w:val="20"/>
+          <w:szCs w:val="24"/>
         </w:rPr>
         <w:t xml:space="preserve">Después, para cada requisito, se aplicó el Modelo de Lista de Comprobación con tres dimensiones: Contenido (9 preguntas), Documentación (5) y Nivel de acuerdo (3). </w:t>
       </w:r>
@@ -878,13 +819,15 @@
         <w:jc w:val="both"/>
         <w:rPr>
           <w:rFonts w:ascii="Sans Serif Collection" w:hAnsi="Sans Serif Collection" w:cs="Sans Serif Collection"/>
+          <w:sz w:val="24"/>
+          <w:szCs w:val="24"/>
         </w:rPr>
       </w:pPr>
       <w:r>
         <w:rPr>
-          <w:rFonts w:ascii="Arial" w:hAnsi="Arial"/>
+          <w:rFonts w:ascii="Sans Serif Collection" w:hAnsi="Sans Serif Collection" w:cs="Sans Serif Collection"/>
           <w:color w:val="232D37"/>
-          <w:sz w:val="20"/>
+          <w:szCs w:val="24"/>
         </w:rPr>
         <w:t>Las respuestas de acuerdo se presentan como fueron registradas por el equipo. No se adjuntaron actas o minutas para comprobarlas formalmente. Asimismo, las marcas de implementación y trazabilidad reflejan lo que afirman los archivos fuente; no equivalen a pruebas funcionales ejecutadas ni acreditan comportamiento en producción</w:t>
       </w:r>
@@ -975,6 +918,7 @@
           <w:sz w:val="24"/>
           <w:szCs w:val="24"/>
         </w:rPr>
+        <w:lastRenderedPageBreak/>
         <w:t xml:space="preserve">Proyecto 1: </w:t>
       </w:r>
       <w:r>
@@ -1023,80 +967,6 @@
         <w:t>AlaSynk</w:t>
       </w:r>
       <w:proofErr w:type="spellEnd"/>
-    </w:p>
-    <w:p>
-      <w:pPr>
-        <w:spacing w:after="120" w:line="276" w:lineRule="auto"/>
-        <w:jc w:val="both"/>
-        <w:rPr>
-          <w:rFonts w:ascii="Sans Serif Collection" w:hAnsi="Sans Serif Collection" w:cs="Sans Serif Collection"/>
-          <w:i/>
-          <w:iCs/>
-          <w:color w:val="595959"/>
-          <w:sz w:val="20"/>
-          <w:szCs w:val="20"/>
-        </w:rPr>
-      </w:pPr>
-      <w:r>
-        <w:rPr>
-          <w:rFonts w:ascii="Sans Serif Collection" w:hAnsi="Sans Serif Collection" w:cs="Sans Serif Collection"/>
-          <w:i/>
-          <w:iCs/>
-          <w:color w:val="595959"/>
-          <w:sz w:val="20"/>
-          <w:szCs w:val="20"/>
-        </w:rPr>
-        <w:t xml:space="preserve">Archivo de respaldo: </w:t>
-      </w:r>
-      <w:proofErr w:type="spellStart"/>
-      <w:r>
-        <w:rPr>
-          <w:rFonts w:ascii="Sans Serif Collection" w:hAnsi="Sans Serif Collection" w:cs="Sans Serif Collection"/>
-          <w:i/>
-          <w:iCs/>
-          <w:color w:val="595959"/>
-          <w:sz w:val="20"/>
-          <w:szCs w:val="20"/>
-        </w:rPr>
-        <w:t>Matriz_IREB</w:t>
-      </w:r>
-      <w:proofErr w:type="spellEnd"/>
-      <w:r>
-        <w:rPr>
-          <w:rFonts w:ascii="Sans Serif Collection" w:hAnsi="Sans Serif Collection" w:cs="Sans Serif Collection"/>
-          <w:i/>
-          <w:iCs/>
-          <w:color w:val="595959"/>
-          <w:sz w:val="20"/>
-          <w:szCs w:val="20"/>
-        </w:rPr>
-        <w:t>_</w:t>
-      </w:r>
-      <w:r>
-        <w:t xml:space="preserve"> </w:t>
-      </w:r>
-      <w:r>
-        <w:rPr>
-          <w:rFonts w:ascii="Sans Serif Collection" w:hAnsi="Sans Serif Collection" w:cs="Sans Serif Collection"/>
-          <w:i/>
-          <w:iCs/>
-          <w:color w:val="595959"/>
-          <w:sz w:val="20"/>
-          <w:szCs w:val="20"/>
-        </w:rPr>
-        <w:t>G6_Matriz_IREB_V2_AlaSynk</w:t>
-      </w:r>
-      <w:r>
-        <w:rPr>
-          <w:rFonts w:ascii="Sans Serif Collection" w:hAnsi="Sans Serif Collection" w:cs="Sans Serif Collection"/>
-          <w:i/>
-          <w:iCs/>
-          <w:color w:val="595959"/>
-          <w:sz w:val="20"/>
-          <w:szCs w:val="20"/>
-        </w:rPr>
-        <w:t>].xlsx</w:t>
-      </w:r>
     </w:p>
     <w:p>
       <w:pPr>
@@ -1110,7 +980,6 @@
           <w:color w:val="000000"/>
           <w:sz w:val="18"/>
         </w:rPr>
-        <w:lastRenderedPageBreak/>
         <w:t>Tabla 1. Resumen de cumplimiento por requisito y criterio</w:t>
       </w:r>
     </w:p>
@@ -1888,26 +1757,6 @@
         <w:t>RF-01 · Autenticar usuarios y gestionar sesiones</w:t>
       </w:r>
     </w:p>
-    <w:p>
-      <w:pPr>
-        <w:spacing w:after="120" w:line="276" w:lineRule="auto"/>
-        <w:jc w:val="both"/>
-        <w:rPr>
-          <w:rFonts w:ascii="Sans Serif Collection" w:hAnsi="Sans Serif Collection" w:cs="Sans Serif Collection"/>
-        </w:rPr>
-      </w:pPr>
-      <w:r>
-        <w:rPr>
-          <w:rFonts w:ascii="Sans Serif Collection" w:hAnsi="Sans Serif Collection" w:cs="Sans Serif Collection"/>
-          <w:i/>
-          <w:iCs/>
-          <w:color w:val="595959"/>
-          <w:sz w:val="20"/>
-          <w:szCs w:val="20"/>
-        </w:rPr>
-        <w:t>[Marque una X en SÍ o NO por cada pregunta; escriba la sumatoria y calcule el porcentaje sobre el total de preguntas del criterio.]</w:t>
-      </w:r>
-    </w:p>
     <w:tbl>
       <w:tblPr>
         <w:tblW w:w="9638" w:type="dxa"/>
@@ -5466,6 +5315,12 @@
                 <w:rFonts w:ascii="Sans Serif Collection" w:hAnsi="Sans Serif Collection" w:cs="Sans Serif Collection"/>
               </w:rPr>
             </w:pPr>
+            <w:r>
+              <w:rPr>
+                <w:rFonts w:ascii="Sans Serif Collection" w:hAnsi="Sans Serif Collection" w:cs="Sans Serif Collection"/>
+              </w:rPr>
+              <w:t>3</w:t>
+            </w:r>
           </w:p>
         </w:tc>
         <w:tc>
@@ -5494,6 +5349,12 @@
                 <w:rFonts w:ascii="Sans Serif Collection" w:hAnsi="Sans Serif Collection" w:cs="Sans Serif Collection"/>
               </w:rPr>
             </w:pPr>
+            <w:r>
+              <w:rPr>
+                <w:rFonts w:ascii="Sans Serif Collection" w:hAnsi="Sans Serif Collection" w:cs="Sans Serif Collection"/>
+              </w:rPr>
+              <w:t>0</w:t>
+            </w:r>
           </w:p>
         </w:tc>
       </w:tr>
@@ -5654,8 +5515,6 @@
     </w:p>
     <w:p>
       <w:pPr>
-        <w:spacing w:before="80" w:after="200"/>
-        <w:jc w:val="both"/>
         <w:rPr>
           <w:rFonts w:ascii="Sans Serif Collection" w:hAnsi="Sans Serif Collection" w:cs="Sans Serif Collection"/>
           <w:i/>
@@ -5665,6 +5524,17 @@
           <w:szCs w:val="20"/>
         </w:rPr>
       </w:pPr>
+      <w:r>
+        <w:rPr>
+          <w:rFonts w:ascii="Sans Serif Collection" w:hAnsi="Sans Serif Collection" w:cs="Sans Serif Collection"/>
+          <w:i/>
+          <w:iCs/>
+          <w:color w:val="595959"/>
+          <w:sz w:val="20"/>
+          <w:szCs w:val="20"/>
+        </w:rPr>
+        <w:br w:type="page"/>
+      </w:r>
     </w:p>
     <w:p>
       <w:pPr>
@@ -5679,46 +5549,31 @@
           <w:color w:val="000000"/>
           <w:sz w:val="24"/>
         </w:rPr>
+        <w:lastRenderedPageBreak/>
         <w:t>2.3.2 RF-02 · Administrar clínica y sucursales</w:t>
       </w:r>
     </w:p>
     <w:p>
       <w:pPr>
         <w:spacing w:after="100" w:line="269" w:lineRule="auto"/>
-      </w:pPr>
-      <w:r>
         <w:rPr>
           <w:rFonts w:ascii="Arial" w:hAnsi="Arial"/>
           <w:color w:val="232D37"/>
           <w:sz w:val="20"/>
         </w:rPr>
-        <w:t>Resultado general: Contenido 6/9 (66,67 %), Documentación 4/5 (80,00 %) y Nivel de acuerdo 3/3 (100,00 %). Total: 13 de 17 respuestas Sí.</w:t>
-      </w:r>
-    </w:p>
-    <w:p>
-      <w:pPr>
-        <w:keepNext/>
-        <w:spacing w:before="140" w:after="60"/>
-        <w:rPr>
-          <w:rFonts w:ascii="Arial" w:hAnsi="Arial"/>
-          <w:b/>
-          <w:color w:val="000000"/>
-          <w:sz w:val="18"/>
-        </w:rPr>
       </w:pPr>
       <w:r>
         <w:rPr>
           <w:rFonts w:ascii="Arial" w:hAnsi="Arial"/>
-          <w:b/>
-          <w:color w:val="000000"/>
-          <w:sz w:val="18"/>
-        </w:rPr>
-        <w:lastRenderedPageBreak/>
-        <w:t>Tabla 5. Contenido para RF-02</w:t>
+          <w:color w:val="232D37"/>
+          <w:sz w:val="20"/>
+        </w:rPr>
+        <w:t>Resultado general: Contenido 6/9 (66,67 %), Documentación 4/5 (80,00 %) y Nivel de acuerdo 3/3 (100,00 %). Total: 13 de 17 respuestas Sí.</w:t>
       </w:r>
     </w:p>
     <w:tbl>
       <w:tblPr>
+        <w:tblpPr w:leftFromText="141" w:rightFromText="141" w:vertAnchor="text" w:horzAnchor="margin" w:tblpY="1006"/>
         <w:tblW w:w="9638" w:type="dxa"/>
         <w:tblBorders>
           <w:top w:val="single" w:sz="4" w:space="0" w:color="auto"/>
@@ -7343,23 +7198,7 @@
                 <w:sz w:val="20"/>
                 <w:szCs w:val="20"/>
               </w:rPr>
-              <w:t>66</w:t>
-            </w:r>
-            <w:r>
-              <w:rPr>
-                <w:rFonts w:ascii="Sans Serif Collection" w:hAnsi="Sans Serif Collection" w:cs="Sans Serif Collection"/>
-                <w:sz w:val="20"/>
-                <w:szCs w:val="20"/>
-              </w:rPr>
-              <w:t>.</w:t>
-            </w:r>
-            <w:r>
-              <w:rPr>
-                <w:rFonts w:ascii="Sans Serif Collection" w:hAnsi="Sans Serif Collection" w:cs="Sans Serif Collection"/>
-                <w:sz w:val="20"/>
-                <w:szCs w:val="20"/>
-              </w:rPr>
-              <w:t>67</w:t>
+              <w:t>66.67</w:t>
             </w:r>
             <w:r>
               <w:rPr>
@@ -7411,23 +7250,7 @@
                 <w:sz w:val="20"/>
                 <w:szCs w:val="20"/>
               </w:rPr>
-              <w:t>33</w:t>
-            </w:r>
-            <w:r>
-              <w:rPr>
-                <w:rFonts w:ascii="Sans Serif Collection" w:hAnsi="Sans Serif Collection" w:cs="Sans Serif Collection"/>
-                <w:sz w:val="20"/>
-                <w:szCs w:val="20"/>
-              </w:rPr>
-              <w:t>.</w:t>
-            </w:r>
-            <w:r>
-              <w:rPr>
-                <w:rFonts w:ascii="Sans Serif Collection" w:hAnsi="Sans Serif Collection" w:cs="Sans Serif Collection"/>
-                <w:sz w:val="20"/>
-                <w:szCs w:val="20"/>
-              </w:rPr>
-              <w:t>33</w:t>
+              <w:t>33.33</w:t>
             </w:r>
             <w:r>
               <w:rPr>
@@ -7441,6 +7264,26 @@
         </w:tc>
       </w:tr>
     </w:tbl>
+    <w:p>
+      <w:pPr>
+        <w:spacing w:after="100" w:line="269" w:lineRule="auto"/>
+        <w:rPr>
+          <w:rFonts w:ascii="Arial" w:hAnsi="Arial"/>
+          <w:b/>
+          <w:color w:val="000000"/>
+          <w:sz w:val="18"/>
+        </w:rPr>
+      </w:pPr>
+      <w:r>
+        <w:rPr>
+          <w:rFonts w:ascii="Arial" w:hAnsi="Arial"/>
+          <w:b/>
+          <w:color w:val="000000"/>
+          <w:sz w:val="18"/>
+        </w:rPr>
+        <w:t>Tabla 5. Contenido para RF-02</w:t>
+      </w:r>
+    </w:p>
     <w:p>
       <w:pPr>
         <w:keepNext/>
@@ -7528,7 +7371,6 @@
                 <w:bCs/>
                 <w:color w:val="FFFFFF"/>
               </w:rPr>
-              <w:lastRenderedPageBreak/>
               <w:t>DOCUMENTACIÓN</w:t>
             </w:r>
           </w:p>
@@ -8694,6 +8536,7 @@
                 <w:bCs/>
                 <w:color w:val="FFFFFF"/>
               </w:rPr>
+              <w:lastRenderedPageBreak/>
               <w:t>NIVEL DE ACUERDO</w:t>
             </w:r>
           </w:p>
@@ -9450,15 +9293,7 @@
                 <w:sz w:val="20"/>
                 <w:szCs w:val="20"/>
               </w:rPr>
-              <w:t>100</w:t>
-            </w:r>
-            <w:r>
-              <w:rPr>
-                <w:rFonts w:ascii="Sans Serif Collection" w:hAnsi="Sans Serif Collection" w:cs="Sans Serif Collection"/>
-                <w:sz w:val="20"/>
-                <w:szCs w:val="20"/>
-              </w:rPr>
-              <w:t>,00</w:t>
+              <w:t>100,00</w:t>
             </w:r>
             <w:r>
               <w:rPr>
@@ -9537,7 +9372,6 @@
           <w:color w:val="000000"/>
           <w:sz w:val="24"/>
         </w:rPr>
-        <w:lastRenderedPageBreak/>
         <w:t>2.3.3 RF-03 · Gestionar usuarios, roles y permisos</w:t>
       </w:r>
     </w:p>
@@ -9601,6 +9435,7 @@
                 <w:bCs/>
                 <w:color w:val="FFFFFF"/>
               </w:rPr>
+              <w:lastRenderedPageBreak/>
               <w:t>CONTENIDO</w:t>
             </w:r>
           </w:p>
@@ -11219,23 +11054,7 @@
                 <w:sz w:val="20"/>
                 <w:szCs w:val="20"/>
               </w:rPr>
-              <w:t>22</w:t>
-            </w:r>
-            <w:r>
-              <w:rPr>
-                <w:rFonts w:ascii="Sans Serif Collection" w:hAnsi="Sans Serif Collection" w:cs="Sans Serif Collection"/>
-                <w:sz w:val="20"/>
-                <w:szCs w:val="20"/>
-              </w:rPr>
-              <w:t>.</w:t>
-            </w:r>
-            <w:r>
-              <w:rPr>
-                <w:rFonts w:ascii="Sans Serif Collection" w:hAnsi="Sans Serif Collection" w:cs="Sans Serif Collection"/>
-                <w:sz w:val="20"/>
-                <w:szCs w:val="20"/>
-              </w:rPr>
-              <w:t>22</w:t>
+              <w:t>22.22</w:t>
             </w:r>
             <w:r>
               <w:rPr>
@@ -13320,18 +13139,6 @@
     </w:tbl>
     <w:p>
       <w:pPr>
-        <w:keepNext/>
-        <w:spacing w:before="140" w:after="60"/>
-      </w:pPr>
-    </w:p>
-    <w:p>
-      <w:pPr>
-        <w:keepNext/>
-        <w:spacing w:before="140" w:after="60"/>
-      </w:pPr>
-    </w:p>
-    <w:p>
-      <w:pPr>
         <w:spacing w:before="80" w:after="200"/>
         <w:jc w:val="both"/>
         <w:rPr>
@@ -13354,6 +13161,7 @@
           <w:b/>
           <w:bCs/>
         </w:rPr>
+        <w:lastRenderedPageBreak/>
         <w:t>Resumen del cumplimiento de los criterios de calidad</w:t>
       </w:r>
     </w:p>
@@ -13622,6 +13430,12 @@
                 <w:rFonts w:ascii="Sans Serif Collection" w:hAnsi="Sans Serif Collection" w:cs="Sans Serif Collection"/>
               </w:rPr>
             </w:pPr>
+            <w:r>
+              <w:rPr>
+                <w:rFonts w:ascii="Sans Serif Collection" w:hAnsi="Sans Serif Collection" w:cs="Sans Serif Collection"/>
+              </w:rPr>
+              <w:t>20</w:t>
+            </w:r>
           </w:p>
         </w:tc>
         <w:tc>
@@ -13649,6 +13463,12 @@
                 <w:rFonts w:ascii="Sans Serif Collection" w:hAnsi="Sans Serif Collection" w:cs="Sans Serif Collection"/>
               </w:rPr>
             </w:pPr>
+            <w:r>
+              <w:rPr>
+                <w:rFonts w:ascii="Sans Serif Collection" w:hAnsi="Sans Serif Collection" w:cs="Sans Serif Collection"/>
+              </w:rPr>
+              <w:t>7</w:t>
+            </w:r>
           </w:p>
         </w:tc>
         <w:tc>
@@ -13676,6 +13496,15 @@
                 <w:rFonts w:ascii="Sans Serif Collection" w:hAnsi="Sans Serif Collection" w:cs="Sans Serif Collection"/>
               </w:rPr>
             </w:pPr>
+            <w:proofErr w:type="gramStart"/>
+            <w:r>
+              <w:rPr>
+                <w:rFonts w:ascii="Sans Serif Collection" w:hAnsi="Sans Serif Collection" w:cs="Sans Serif Collection"/>
+                <w:sz w:val="20"/>
+                <w:szCs w:val="20"/>
+              </w:rPr>
+              <w:t>74</w:t>
+            </w:r>
             <w:r>
               <w:rPr>
                 <w:rFonts w:ascii="Sans Serif Collection" w:hAnsi="Sans Serif Collection" w:cs="Sans Serif Collection"/>
@@ -13684,6 +13513,7 @@
               </w:rPr>
               <w:t xml:space="preserve">  %</w:t>
             </w:r>
+            <w:proofErr w:type="gramEnd"/>
           </w:p>
         </w:tc>
       </w:tr>
@@ -13748,6 +13578,12 @@
                 <w:rFonts w:ascii="Sans Serif Collection" w:hAnsi="Sans Serif Collection" w:cs="Sans Serif Collection"/>
               </w:rPr>
             </w:pPr>
+            <w:r>
+              <w:rPr>
+                <w:rFonts w:ascii="Sans Serif Collection" w:hAnsi="Sans Serif Collection" w:cs="Sans Serif Collection"/>
+              </w:rPr>
+              <w:t>13</w:t>
+            </w:r>
           </w:p>
         </w:tc>
         <w:tc>
@@ -13775,6 +13611,12 @@
                 <w:rFonts w:ascii="Sans Serif Collection" w:hAnsi="Sans Serif Collection" w:cs="Sans Serif Collection"/>
               </w:rPr>
             </w:pPr>
+            <w:r>
+              <w:rPr>
+                <w:rFonts w:ascii="Sans Serif Collection" w:hAnsi="Sans Serif Collection" w:cs="Sans Serif Collection"/>
+              </w:rPr>
+              <w:t>2</w:t>
+            </w:r>
           </w:p>
         </w:tc>
         <w:tc>
@@ -13808,7 +13650,23 @@
                 <w:sz w:val="20"/>
                 <w:szCs w:val="20"/>
               </w:rPr>
-              <w:t xml:space="preserve">  %</w:t>
+              <w:t xml:space="preserve">  </w:t>
+            </w:r>
+            <w:r>
+              <w:rPr>
+                <w:rFonts w:ascii="Sans Serif Collection" w:hAnsi="Sans Serif Collection" w:cs="Sans Serif Collection"/>
+                <w:sz w:val="20"/>
+                <w:szCs w:val="20"/>
+              </w:rPr>
+              <w:t>86</w:t>
+            </w:r>
+            <w:r>
+              <w:rPr>
+                <w:rFonts w:ascii="Sans Serif Collection" w:hAnsi="Sans Serif Collection" w:cs="Sans Serif Collection"/>
+                <w:sz w:val="20"/>
+                <w:szCs w:val="20"/>
+              </w:rPr>
+              <w:t>%</w:t>
             </w:r>
           </w:p>
         </w:tc>
@@ -13874,6 +13732,12 @@
                 <w:rFonts w:ascii="Sans Serif Collection" w:hAnsi="Sans Serif Collection" w:cs="Sans Serif Collection"/>
               </w:rPr>
             </w:pPr>
+            <w:r>
+              <w:rPr>
+                <w:rFonts w:ascii="Sans Serif Collection" w:hAnsi="Sans Serif Collection" w:cs="Sans Serif Collection"/>
+              </w:rPr>
+              <w:t>9</w:t>
+            </w:r>
           </w:p>
         </w:tc>
         <w:tc>
@@ -13901,6 +13765,12 @@
                 <w:rFonts w:ascii="Sans Serif Collection" w:hAnsi="Sans Serif Collection" w:cs="Sans Serif Collection"/>
               </w:rPr>
             </w:pPr>
+            <w:r>
+              <w:rPr>
+                <w:rFonts w:ascii="Sans Serif Collection" w:hAnsi="Sans Serif Collection" w:cs="Sans Serif Collection"/>
+              </w:rPr>
+              <w:t>0</w:t>
+            </w:r>
           </w:p>
         </w:tc>
         <w:tc>
@@ -13934,7 +13804,23 @@
                 <w:sz w:val="20"/>
                 <w:szCs w:val="20"/>
               </w:rPr>
-              <w:t xml:space="preserve">  %</w:t>
+              <w:t xml:space="preserve">  </w:t>
+            </w:r>
+            <w:r>
+              <w:rPr>
+                <w:rFonts w:ascii="Sans Serif Collection" w:hAnsi="Sans Serif Collection" w:cs="Sans Serif Collection"/>
+                <w:sz w:val="20"/>
+                <w:szCs w:val="20"/>
+              </w:rPr>
+              <w:t>100</w:t>
+            </w:r>
+            <w:r>
+              <w:rPr>
+                <w:rFonts w:ascii="Sans Serif Collection" w:hAnsi="Sans Serif Collection" w:cs="Sans Serif Collection"/>
+                <w:sz w:val="20"/>
+                <w:szCs w:val="20"/>
+              </w:rPr>
+              <w:t>%</w:t>
             </w:r>
           </w:p>
         </w:tc>
@@ -13974,7 +13860,7 @@
                 <w:sz w:val="20"/>
                 <w:szCs w:val="20"/>
               </w:rPr>
-              <w:t>TOTAL (17)</w:t>
+              <w:t xml:space="preserve">TOTAL </w:t>
             </w:r>
           </w:p>
         </w:tc>
@@ -14328,16 +14214,19 @@
     </w:p>
     <w:p>
       <w:pPr>
-        <w:pStyle w:val="Ttulo1"/>
-        <w:pBdr>
-          <w:bottom w:val="single" w:sz="6" w:space="2" w:color="1F3864"/>
-        </w:pBdr>
-        <w:spacing w:before="360" w:after="160"/>
-        <w:jc w:val="both"/>
         <w:rPr>
           <w:rFonts w:ascii="Sans Serif Collection" w:hAnsi="Sans Serif Collection" w:cs="Sans Serif Collection"/>
+          <w:color w:val="2E74B5"/>
+          <w:sz w:val="32"/>
+          <w:szCs w:val="32"/>
         </w:rPr>
       </w:pPr>
+      <w:r>
+        <w:rPr>
+          <w:rFonts w:ascii="Sans Serif Collection" w:hAnsi="Sans Serif Collection" w:cs="Sans Serif Collection"/>
+        </w:rPr>
+        <w:br w:type="page"/>
+      </w:r>
     </w:p>
     <w:p>
       <w:pPr>
@@ -14360,6 +14249,7 @@
           <w:sz w:val="28"/>
           <w:szCs w:val="28"/>
         </w:rPr>
+        <w:lastRenderedPageBreak/>
         <w:t>4. RECOMENDACIONES</w:t>
       </w:r>
     </w:p>
@@ -14424,17 +14314,9 @@
         <w:t>Tabla 11. Recomendaciones derivadas de las respuestas No</w:t>
       </w:r>
     </w:p>
-    <w:p>
-      <w:pPr>
-        <w:spacing w:after="120" w:line="276" w:lineRule="auto"/>
-        <w:jc w:val="both"/>
-        <w:rPr>
-          <w:rFonts w:ascii="Sans Serif Collection" w:hAnsi="Sans Serif Collection" w:cs="Sans Serif Collection"/>
-        </w:rPr>
-      </w:pPr>
-    </w:p>
     <w:tbl>
       <w:tblPr>
+        <w:tblpPr w:leftFromText="141" w:rightFromText="141" w:vertAnchor="text" w:horzAnchor="margin" w:tblpY="340"/>
         <w:tblW w:w="9638" w:type="dxa"/>
         <w:tblBorders>
           <w:top w:val="single" w:sz="4" w:space="0" w:color="auto"/>
@@ -14493,7 +14375,6 @@
                 <w:sz w:val="20"/>
                 <w:szCs w:val="20"/>
               </w:rPr>
-              <w:lastRenderedPageBreak/>
               <w:t>No.</w:t>
             </w:r>
           </w:p>
@@ -14646,15 +14527,7 @@
                 <w:color w:val="232D37"/>
                 <w:sz w:val="16"/>
               </w:rPr>
-              <w:t>RF-01 · Contenido 4: orige</w:t>
-            </w:r>
-            <w:r>
-              <w:rPr>
-                <w:rFonts w:ascii="Arial" w:hAnsi="Arial"/>
-                <w:color w:val="232D37"/>
-                <w:sz w:val="16"/>
-              </w:rPr>
-              <w:t>n</w:t>
+              <w:t>RF-01 · Contenido 4: origen</w:t>
             </w:r>
           </w:p>
         </w:tc>
@@ -15088,38 +14961,10 @@
         </w:rPr>
       </w:pPr>
     </w:p>
-    <w:p>
-      <w:pPr>
-        <w:spacing w:before="400" w:after="600"/>
-        <w:jc w:val="both"/>
-        <w:rPr>
-          <w:rFonts w:ascii="Sans Serif Collection" w:hAnsi="Sans Serif Collection" w:cs="Sans Serif Collection"/>
-        </w:rPr>
-      </w:pPr>
-      <w:r>
-        <w:rPr>
-          <w:rFonts w:ascii="Sans Serif Collection" w:hAnsi="Sans Serif Collection" w:cs="Sans Serif Collection"/>
-          <w:color w:val="595959"/>
-        </w:rPr>
-        <w:t>Sangolquí</w:t>
-      </w:r>
-      <w:r>
-        <w:rPr>
-          <w:rFonts w:ascii="Sans Serif Collection" w:hAnsi="Sans Serif Collection" w:cs="Sans Serif Collection"/>
-        </w:rPr>
-        <w:t xml:space="preserve">, </w:t>
-      </w:r>
-      <w:r>
-        <w:rPr>
-          <w:rFonts w:ascii="Sans Serif Collection" w:hAnsi="Sans Serif Collection" w:cs="Sans Serif Collection"/>
-          <w:color w:val="595959"/>
-        </w:rPr>
-        <w:t>07 de diciembre de 2026</w:t>
-      </w:r>
-    </w:p>
     <w:tbl>
       <w:tblPr>
-        <w:tblW w:w="9638" w:type="dxa"/>
+        <w:tblW w:w="10960" w:type="dxa"/>
+        <w:tblInd w:w="-793" w:type="dxa"/>
         <w:tblBorders>
           <w:top w:val="single" w:sz="4" w:space="0" w:color="auto"/>
           <w:left w:val="single" w:sz="4" w:space="0" w:color="auto"/>
@@ -15135,861 +14980,166 @@
         <w:tblLook w:val="0000" w:firstRow="0" w:lastRow="0" w:firstColumn="0" w:lastColumn="0" w:noHBand="0" w:noVBand="0"/>
       </w:tblPr>
       <w:tblGrid>
-        <w:gridCol w:w="4819"/>
-        <w:gridCol w:w="4819"/>
-      </w:tblGrid>
-      <w:tr>
-        <w:tc>
-          <w:tcPr>
-            <w:tcW w:w="4819" w:type="dxa"/>
-          </w:tcPr>
-          <w:p>
-            <w:pPr>
-              <w:jc w:val="center"/>
-              <w:rPr>
-                <w:rFonts w:ascii="Sans Serif Collection" w:hAnsi="Sans Serif Collection" w:cs="Sans Serif Collection"/>
-              </w:rPr>
-            </w:pPr>
-            <w:r>
-              <w:rPr>
-                <w:rFonts w:ascii="Sans Serif Collection" w:hAnsi="Sans Serif Collection" w:cs="Sans Serif Collection"/>
-              </w:rPr>
-              <w:t>______________________________</w:t>
-            </w:r>
-          </w:p>
-          <w:p>
-            <w:pPr>
-              <w:jc w:val="center"/>
-              <w:rPr>
-                <w:rFonts w:ascii="Sans Serif Collection" w:hAnsi="Sans Serif Collection" w:cs="Sans Serif Collection"/>
-              </w:rPr>
-            </w:pPr>
-            <w:r>
-              <w:rPr>
-                <w:rFonts w:ascii="Sans Serif Collection" w:hAnsi="Sans Serif Collection" w:cs="Sans Serif Collection"/>
-              </w:rPr>
-              <w:t>Kerly Chuqui</w:t>
-            </w:r>
-          </w:p>
-          <w:p>
-            <w:pPr>
-              <w:jc w:val="center"/>
-              <w:rPr>
-                <w:rFonts w:ascii="Sans Serif Collection" w:hAnsi="Sans Serif Collection" w:cs="Sans Serif Collection"/>
-              </w:rPr>
-            </w:pPr>
-            <w:r>
-              <w:rPr>
-                <w:rFonts w:ascii="Sans Serif Collection" w:hAnsi="Sans Serif Collection" w:cs="Sans Serif Collection"/>
-                <w:sz w:val="20"/>
-                <w:szCs w:val="20"/>
-              </w:rPr>
-              <w:t xml:space="preserve">Estudiante </w:t>
-            </w:r>
-            <w:proofErr w:type="spellStart"/>
-            <w:r>
-              <w:rPr>
-                <w:rFonts w:ascii="Sans Serif Collection" w:hAnsi="Sans Serif Collection" w:cs="Sans Serif Collection"/>
-                <w:sz w:val="20"/>
-                <w:szCs w:val="20"/>
-              </w:rPr>
-              <w:t>Lider</w:t>
-            </w:r>
-            <w:proofErr w:type="spellEnd"/>
-          </w:p>
-        </w:tc>
-        <w:tc>
-          <w:tcPr>
-            <w:tcW w:w="4819" w:type="dxa"/>
-          </w:tcPr>
-          <w:p>
-            <w:pPr>
-              <w:jc w:val="center"/>
-              <w:rPr>
-                <w:rFonts w:ascii="Sans Serif Collection" w:hAnsi="Sans Serif Collection" w:cs="Sans Serif Collection"/>
-              </w:rPr>
-            </w:pPr>
-            <w:r>
-              <w:rPr>
-                <w:rFonts w:ascii="Sans Serif Collection" w:hAnsi="Sans Serif Collection" w:cs="Sans Serif Collection"/>
-              </w:rPr>
-              <w:t>______________________________</w:t>
-            </w:r>
-          </w:p>
-          <w:p>
-            <w:pPr>
-              <w:jc w:val="center"/>
-              <w:rPr>
-                <w:rFonts w:ascii="Sans Serif Collection" w:hAnsi="Sans Serif Collection" w:cs="Sans Serif Collection"/>
-              </w:rPr>
-            </w:pPr>
-            <w:r>
-              <w:rPr>
-                <w:rFonts w:ascii="Sans Serif Collection" w:hAnsi="Sans Serif Collection" w:cs="Sans Serif Collection"/>
-              </w:rPr>
-              <w:t xml:space="preserve">Arroyo Alfonso </w:t>
-            </w:r>
-          </w:p>
-          <w:p>
-            <w:pPr>
-              <w:jc w:val="center"/>
-              <w:rPr>
-                <w:rFonts w:ascii="Sans Serif Collection" w:hAnsi="Sans Serif Collection" w:cs="Sans Serif Collection"/>
-              </w:rPr>
-            </w:pPr>
-            <w:r>
-              <w:rPr>
-                <w:rFonts w:ascii="Sans Serif Collection" w:hAnsi="Sans Serif Collection" w:cs="Sans Serif Collection"/>
-                <w:sz w:val="20"/>
-                <w:szCs w:val="20"/>
-              </w:rPr>
-              <w:t>Estudiante</w:t>
-            </w:r>
-            <w:r>
-              <w:rPr>
-                <w:rFonts w:ascii="Sans Serif Collection" w:hAnsi="Sans Serif Collection" w:cs="Sans Serif Collection"/>
-                <w:sz w:val="20"/>
-                <w:szCs w:val="20"/>
-              </w:rPr>
-              <w:t>1, 2,3</w:t>
-            </w:r>
-          </w:p>
-        </w:tc>
-      </w:tr>
-    </w:tbl>
-    <w:p>
-      <w:pPr>
-        <w:pStyle w:val="Ttulo1"/>
-        <w:pBdr>
-          <w:bottom w:val="single" w:sz="6" w:space="2" w:color="1F3864"/>
-        </w:pBdr>
-        <w:spacing w:before="360" w:after="160"/>
-        <w:jc w:val="both"/>
-        <w:rPr>
-          <w:rFonts w:ascii="Sans Serif Collection" w:hAnsi="Sans Serif Collection" w:cs="Sans Serif Collection"/>
-        </w:rPr>
-      </w:pPr>
-      <w:r>
-        <w:rPr>
-          <w:rFonts w:ascii="Sans Serif Collection" w:hAnsi="Sans Serif Collection" w:cs="Sans Serif Collection"/>
-          <w:b/>
-          <w:bCs/>
-          <w:color w:val="1F3864"/>
-          <w:sz w:val="28"/>
-          <w:szCs w:val="28"/>
-        </w:rPr>
-        <w:t>5. ANEXOS</w:t>
-      </w:r>
-    </w:p>
-    <w:p>
-      <w:pPr>
-        <w:pStyle w:val="Prrafodelista"/>
-        <w:numPr>
-          <w:ilvl w:val="0"/>
-          <w:numId w:val="2"/>
-        </w:numPr>
-        <w:spacing w:after="80"/>
-        <w:jc w:val="both"/>
-        <w:rPr>
-          <w:rFonts w:ascii="Sans Serif Collection" w:hAnsi="Sans Serif Collection" w:cs="Sans Serif Collection"/>
-        </w:rPr>
-      </w:pPr>
-      <w:r>
-        <w:rPr>
-          <w:rFonts w:ascii="Sans Serif Collection" w:hAnsi="Sans Serif Collection" w:cs="Sans Serif Collection"/>
-        </w:rPr>
-        <w:t>Anexo A: Matriz_IREB_[proyecto 1].xlsx</w:t>
-      </w:r>
-    </w:p>
-    <w:p>
-      <w:pPr>
-        <w:pStyle w:val="Prrafodelista"/>
-        <w:numPr>
-          <w:ilvl w:val="0"/>
-          <w:numId w:val="2"/>
-        </w:numPr>
-        <w:spacing w:after="80"/>
-        <w:jc w:val="both"/>
-        <w:rPr>
-          <w:rFonts w:ascii="Sans Serif Collection" w:hAnsi="Sans Serif Collection" w:cs="Sans Serif Collection"/>
-        </w:rPr>
-      </w:pPr>
-      <w:r>
-        <w:rPr>
-          <w:rFonts w:ascii="Sans Serif Collection" w:hAnsi="Sans Serif Collection" w:cs="Sans Serif Collection"/>
-        </w:rPr>
-        <w:t>Anexo C: [otros documentos de respaldo]</w:t>
-      </w:r>
-    </w:p>
-    <w:p>
-      <w:pPr>
-        <w:pStyle w:val="Ttulo2"/>
-        <w:keepNext/>
-        <w:spacing w:before="140" w:after="100"/>
-      </w:pPr>
-      <w:r>
-        <w:rPr>
-          <w:rFonts w:ascii="Arial" w:hAnsi="Arial"/>
-          <w:b/>
-          <w:color w:val="000000"/>
-          <w:sz w:val="24"/>
-        </w:rPr>
-        <w:lastRenderedPageBreak/>
-        <w:t>Anexo A. Archivos fuente revisados</w:t>
-      </w:r>
-    </w:p>
-    <w:p>
-      <w:pPr>
-        <w:spacing w:after="100" w:line="269" w:lineRule="auto"/>
-      </w:pPr>
-      <w:r>
-        <w:rPr>
-          <w:rFonts w:ascii="Arial" w:hAnsi="Arial"/>
-          <w:color w:val="232D37"/>
-          <w:sz w:val="20"/>
-        </w:rPr>
-        <w:t xml:space="preserve">G6_Informe_Matriz_IREB_AlaSynk.docx: informe de análisis y resultados. G6_Matriz_IREB_V2_AlaSynk.xlsx: matriz de 11 criterios, </w:t>
-      </w:r>
-      <w:proofErr w:type="spellStart"/>
-      <w:r>
-        <w:rPr>
-          <w:rFonts w:ascii="Arial" w:hAnsi="Arial"/>
-          <w:color w:val="232D37"/>
-          <w:sz w:val="20"/>
-        </w:rPr>
-        <w:t>checklist</w:t>
-      </w:r>
-      <w:proofErr w:type="spellEnd"/>
-      <w:r>
-        <w:rPr>
-          <w:rFonts w:ascii="Arial" w:hAnsi="Arial"/>
-          <w:color w:val="232D37"/>
-          <w:sz w:val="20"/>
-        </w:rPr>
-        <w:t xml:space="preserve"> de 17 preguntas por requisito y recomendaciones. El SRS mencionado por </w:t>
-      </w:r>
-      <w:proofErr w:type="gramStart"/>
-      <w:r>
-        <w:rPr>
-          <w:rFonts w:ascii="Arial" w:hAnsi="Arial"/>
-          <w:color w:val="232D37"/>
-          <w:sz w:val="20"/>
-        </w:rPr>
-        <w:t>el informe fuente</w:t>
-      </w:r>
-      <w:proofErr w:type="gramEnd"/>
-      <w:r>
-        <w:rPr>
-          <w:rFonts w:ascii="Arial" w:hAnsi="Arial"/>
-          <w:color w:val="232D37"/>
-          <w:sz w:val="20"/>
-        </w:rPr>
-        <w:t xml:space="preserve"> no fue entregado con estos archivos.</w:t>
-      </w:r>
-    </w:p>
-    <w:p>
-      <w:pPr>
-        <w:pStyle w:val="Ttulo2"/>
-        <w:keepNext/>
-        <w:spacing w:before="140" w:after="100"/>
-      </w:pPr>
-      <w:r>
-        <w:rPr>
-          <w:rFonts w:ascii="Arial" w:hAnsi="Arial"/>
-          <w:b/>
-          <w:color w:val="000000"/>
-          <w:sz w:val="24"/>
-        </w:rPr>
-        <w:t>Anexo B. Dudas e inconsistencias para consultar con la ingeniera</w:t>
-      </w:r>
-    </w:p>
-    <w:p>
-      <w:pPr>
-        <w:keepNext/>
-        <w:spacing w:before="140" w:after="60"/>
-      </w:pPr>
-      <w:r>
-        <w:rPr>
-          <w:rFonts w:ascii="Arial" w:hAnsi="Arial"/>
-          <w:b/>
-          <w:color w:val="000000"/>
-          <w:sz w:val="18"/>
-        </w:rPr>
-        <w:t>Tabla 12. Preguntas pendientes para la revisión</w:t>
-      </w:r>
-    </w:p>
-    <w:tbl>
-      <w:tblPr>
-        <w:tblStyle w:val="Tablaconcuadrcula3-nfasis5"/>
-        <w:tblW w:w="9518" w:type="dxa"/>
-        <w:tblLayout w:type="fixed"/>
-        <w:tblLook w:val="04A0" w:firstRow="1" w:lastRow="0" w:firstColumn="1" w:lastColumn="0" w:noHBand="0" w:noVBand="1"/>
-      </w:tblPr>
-      <w:tblGrid>
-        <w:gridCol w:w="604"/>
-        <w:gridCol w:w="2160"/>
-        <w:gridCol w:w="6754"/>
+        <w:gridCol w:w="3463"/>
+        <w:gridCol w:w="3879"/>
+        <w:gridCol w:w="3618"/>
       </w:tblGrid>
       <w:tr>
         <w:trPr>
-          <w:cnfStyle w:val="100000000000" w:firstRow="1" w:lastRow="0" w:firstColumn="0" w:lastColumn="0" w:oddVBand="0" w:evenVBand="0" w:oddHBand="0" w:evenHBand="0" w:firstRowFirstColumn="0" w:firstRowLastColumn="0" w:lastRowFirstColumn="0" w:lastRowLastColumn="0"/>
+          <w:trHeight w:val="1562"/>
         </w:trPr>
         <w:tc>
           <w:tcPr>
-            <w:cnfStyle w:val="001000000100" w:firstRow="0" w:lastRow="0" w:firstColumn="1" w:lastColumn="0" w:oddVBand="0" w:evenVBand="0" w:oddHBand="0" w:evenHBand="0" w:firstRowFirstColumn="1" w:firstRowLastColumn="0" w:lastRowFirstColumn="0" w:lastRowLastColumn="0"/>
-            <w:tcW w:w="604" w:type="dxa"/>
-          </w:tcPr>
-          <w:p>
-            <w:pPr>
-              <w:spacing w:line="250" w:lineRule="auto"/>
+            <w:tcW w:w="3463" w:type="dxa"/>
+          </w:tcPr>
+          <w:p>
+            <w:pPr>
               <w:jc w:val="center"/>
-            </w:pPr>
-            <w:r>
-              <w:rPr>
-                <w:rFonts w:ascii="Arial" w:hAnsi="Arial"/>
-                <w:i w:val="0"/>
-                <w:color w:val="FFFFFF"/>
-                <w:sz w:val="16"/>
-              </w:rPr>
-              <w:t>No.</w:t>
-            </w:r>
-          </w:p>
-        </w:tc>
-        <w:tc>
-          <w:tcPr>
-            <w:tcW w:w="2160" w:type="dxa"/>
-          </w:tcPr>
-          <w:p>
-            <w:pPr>
-              <w:spacing w:line="250" w:lineRule="auto"/>
-              <w:cnfStyle w:val="100000000000" w:firstRow="1" w:lastRow="0" w:firstColumn="0" w:lastColumn="0" w:oddVBand="0" w:evenVBand="0" w:oddHBand="0" w:evenHBand="0" w:firstRowFirstColumn="0" w:firstRowLastColumn="0" w:lastRowFirstColumn="0" w:lastRowLastColumn="0"/>
-            </w:pPr>
-            <w:r>
-              <w:rPr>
-                <w:rFonts w:ascii="Arial" w:hAnsi="Arial"/>
-                <w:color w:val="FFFFFF"/>
-                <w:sz w:val="16"/>
-              </w:rPr>
-              <w:t>Tema</w:t>
-            </w:r>
-          </w:p>
-        </w:tc>
-        <w:tc>
-          <w:tcPr>
-            <w:tcW w:w="6753" w:type="dxa"/>
-          </w:tcPr>
-          <w:p>
-            <w:pPr>
-              <w:spacing w:line="250" w:lineRule="auto"/>
-              <w:cnfStyle w:val="100000000000" w:firstRow="1" w:lastRow="0" w:firstColumn="0" w:lastColumn="0" w:oddVBand="0" w:evenVBand="0" w:oddHBand="0" w:evenHBand="0" w:firstRowFirstColumn="0" w:firstRowLastColumn="0" w:lastRowFirstColumn="0" w:lastRowLastColumn="0"/>
-            </w:pPr>
-            <w:r>
-              <w:rPr>
-                <w:rFonts w:ascii="Arial" w:hAnsi="Arial"/>
-                <w:color w:val="FFFFFF"/>
-                <w:sz w:val="16"/>
-              </w:rPr>
-              <w:t>Duda para resolver</w:t>
-            </w:r>
-          </w:p>
-        </w:tc>
-      </w:tr>
-      <w:tr>
-        <w:trPr>
-          <w:cnfStyle w:val="000000100000" w:firstRow="0" w:lastRow="0" w:firstColumn="0" w:lastColumn="0" w:oddVBand="0" w:evenVBand="0" w:oddHBand="1" w:evenHBand="0" w:firstRowFirstColumn="0" w:firstRowLastColumn="0" w:lastRowFirstColumn="0" w:lastRowLastColumn="0"/>
-        </w:trPr>
-        <w:tc>
-          <w:tcPr>
-            <w:cnfStyle w:val="001000000000" w:firstRow="0" w:lastRow="0" w:firstColumn="1" w:lastColumn="0" w:oddVBand="0" w:evenVBand="0" w:oddHBand="0" w:evenHBand="0" w:firstRowFirstColumn="0" w:firstRowLastColumn="0" w:lastRowFirstColumn="0" w:lastRowLastColumn="0"/>
-            <w:tcW w:w="604" w:type="dxa"/>
-          </w:tcPr>
-          <w:p>
-            <w:pPr>
-              <w:spacing w:line="250" w:lineRule="auto"/>
+              <w:rPr>
+                <w:rFonts w:ascii="Sans Serif Collection" w:hAnsi="Sans Serif Collection" w:cs="Sans Serif Collection"/>
+              </w:rPr>
+            </w:pPr>
+            <w:r>
+              <w:rPr>
+                <w:rFonts w:ascii="Sans Serif Collection" w:hAnsi="Sans Serif Collection" w:cs="Sans Serif Collection"/>
+              </w:rPr>
+              <w:t>______________________________</w:t>
+            </w:r>
+          </w:p>
+          <w:p>
+            <w:pPr>
               <w:jc w:val="center"/>
-            </w:pPr>
-            <w:r>
-              <w:rPr>
-                <w:rFonts w:ascii="Arial" w:hAnsi="Arial"/>
-                <w:i w:val="0"/>
-                <w:color w:val="232D37"/>
-                <w:sz w:val="16"/>
-              </w:rPr>
-              <w:t>1</w:t>
-            </w:r>
-          </w:p>
-        </w:tc>
-        <w:tc>
-          <w:tcPr>
-            <w:tcW w:w="2160" w:type="dxa"/>
-          </w:tcPr>
-          <w:p>
-            <w:pPr>
-              <w:spacing w:line="250" w:lineRule="auto"/>
-              <w:cnfStyle w:val="000000100000" w:firstRow="0" w:lastRow="0" w:firstColumn="0" w:lastColumn="0" w:oddVBand="0" w:evenVBand="0" w:oddHBand="1" w:evenHBand="0" w:firstRowFirstColumn="0" w:firstRowLastColumn="0" w:lastRowFirstColumn="0" w:lastRowLastColumn="0"/>
-            </w:pPr>
-            <w:r>
-              <w:rPr>
-                <w:rFonts w:ascii="Arial" w:hAnsi="Arial"/>
-                <w:color w:val="232D37"/>
-                <w:sz w:val="16"/>
-              </w:rPr>
-              <w:t>Alcance de la muestra</w:t>
-            </w:r>
-          </w:p>
-        </w:tc>
-        <w:tc>
-          <w:tcPr>
-            <w:tcW w:w="6753" w:type="dxa"/>
-          </w:tcPr>
-          <w:p>
-            <w:pPr>
-              <w:spacing w:line="250" w:lineRule="auto"/>
-              <w:cnfStyle w:val="000000100000" w:firstRow="0" w:lastRow="0" w:firstColumn="0" w:lastColumn="0" w:oddVBand="0" w:evenVBand="0" w:oddHBand="1" w:evenHBand="0" w:firstRowFirstColumn="0" w:firstRowLastColumn="0" w:lastRowFirstColumn="0" w:lastRowLastColumn="0"/>
-            </w:pPr>
-            <w:r>
-              <w:rPr>
-                <w:rFonts w:ascii="Arial" w:hAnsi="Arial"/>
-                <w:color w:val="232D37"/>
-                <w:sz w:val="16"/>
-              </w:rPr>
-              <w:t>Las fuentes evalúan RF-01 a RF-03; la plantilla menciona cuatro requisitos. ¿El alcance correcto son estos tres primeros RF? ¿Cuál fue el criterio de selección y se requería nivel 0?</w:t>
-            </w:r>
-          </w:p>
-        </w:tc>
-      </w:tr>
-      <w:tr>
-        <w:tc>
-          <w:tcPr>
-            <w:cnfStyle w:val="001000000000" w:firstRow="0" w:lastRow="0" w:firstColumn="1" w:lastColumn="0" w:oddVBand="0" w:evenVBand="0" w:oddHBand="0" w:evenHBand="0" w:firstRowFirstColumn="0" w:firstRowLastColumn="0" w:lastRowFirstColumn="0" w:lastRowLastColumn="0"/>
-            <w:tcW w:w="604" w:type="dxa"/>
-          </w:tcPr>
-          <w:p>
-            <w:pPr>
-              <w:spacing w:line="250" w:lineRule="auto"/>
+              <w:rPr>
+                <w:rFonts w:ascii="Sans Serif Collection" w:hAnsi="Sans Serif Collection" w:cs="Sans Serif Collection"/>
+              </w:rPr>
+            </w:pPr>
+            <w:r>
+              <w:rPr>
+                <w:rFonts w:ascii="Sans Serif Collection" w:hAnsi="Sans Serif Collection" w:cs="Sans Serif Collection"/>
+              </w:rPr>
+              <w:t>Kerly Chuqui</w:t>
+            </w:r>
+          </w:p>
+          <w:p>
+            <w:pPr>
               <w:jc w:val="center"/>
-            </w:pPr>
-            <w:r>
-              <w:rPr>
-                <w:rFonts w:ascii="Arial" w:hAnsi="Arial"/>
-                <w:i w:val="0"/>
-                <w:color w:val="232D37"/>
-                <w:sz w:val="16"/>
-              </w:rPr>
-              <w:t>2</w:t>
-            </w:r>
-          </w:p>
-        </w:tc>
-        <w:tc>
-          <w:tcPr>
-            <w:tcW w:w="2160" w:type="dxa"/>
-          </w:tcPr>
-          <w:p>
-            <w:pPr>
-              <w:spacing w:line="250" w:lineRule="auto"/>
-              <w:cnfStyle w:val="000000000000" w:firstRow="0" w:lastRow="0" w:firstColumn="0" w:lastColumn="0" w:oddVBand="0" w:evenVBand="0" w:oddHBand="0" w:evenHBand="0" w:firstRowFirstColumn="0" w:firstRowLastColumn="0" w:lastRowFirstColumn="0" w:lastRowLastColumn="0"/>
-            </w:pPr>
-            <w:r>
-              <w:rPr>
-                <w:rFonts w:ascii="Arial" w:hAnsi="Arial"/>
-                <w:color w:val="232D37"/>
-                <w:sz w:val="16"/>
-              </w:rPr>
-              <w:t>Contradicción en RF-02</w:t>
-            </w:r>
-          </w:p>
-        </w:tc>
-        <w:tc>
-          <w:tcPr>
-            <w:tcW w:w="6753" w:type="dxa"/>
-          </w:tcPr>
-          <w:p>
-            <w:pPr>
-              <w:spacing w:line="250" w:lineRule="auto"/>
-              <w:cnfStyle w:val="000000000000" w:firstRow="0" w:lastRow="0" w:firstColumn="0" w:lastColumn="0" w:oddVBand="0" w:evenVBand="0" w:oddHBand="0" w:evenHBand="0" w:firstRowFirstColumn="0" w:firstRowLastColumn="0" w:lastRowFirstColumn="0" w:lastRowLastColumn="0"/>
-            </w:pPr>
-            <w:r>
-              <w:rPr>
-                <w:rFonts w:ascii="Arial" w:hAnsi="Arial"/>
-                <w:color w:val="232D37"/>
-                <w:sz w:val="16"/>
-              </w:rPr>
-              <w:t>La matriz marca No en “¿No hay contradicciones entre los requerimientos?”. El informe atribuye la brecha a la consistencia de permisos al crear, editar y eliminar sucursales. ¿Qué diagnóstico y respuesta deben quedar?</w:t>
-            </w:r>
-          </w:p>
-        </w:tc>
-      </w:tr>
-      <w:tr>
-        <w:trPr>
-          <w:cnfStyle w:val="000000100000" w:firstRow="0" w:lastRow="0" w:firstColumn="0" w:lastColumn="0" w:oddVBand="0" w:evenVBand="0" w:oddHBand="1" w:evenHBand="0" w:firstRowFirstColumn="0" w:firstRowLastColumn="0" w:lastRowFirstColumn="0" w:lastRowLastColumn="0"/>
-        </w:trPr>
-        <w:tc>
-          <w:tcPr>
-            <w:cnfStyle w:val="001000000000" w:firstRow="0" w:lastRow="0" w:firstColumn="1" w:lastColumn="0" w:oddVBand="0" w:evenVBand="0" w:oddHBand="0" w:evenHBand="0" w:firstRowFirstColumn="0" w:firstRowLastColumn="0" w:lastRowFirstColumn="0" w:lastRowLastColumn="0"/>
-            <w:tcW w:w="604" w:type="dxa"/>
-          </w:tcPr>
-          <w:p>
-            <w:pPr>
-              <w:spacing w:line="250" w:lineRule="auto"/>
+              <w:rPr>
+                <w:rFonts w:ascii="Sans Serif Collection" w:hAnsi="Sans Serif Collection" w:cs="Sans Serif Collection"/>
+              </w:rPr>
+            </w:pPr>
+            <w:r>
+              <w:rPr>
+                <w:rFonts w:ascii="Sans Serif Collection" w:hAnsi="Sans Serif Collection" w:cs="Sans Serif Collection"/>
+                <w:sz w:val="20"/>
+                <w:szCs w:val="20"/>
+              </w:rPr>
+              <w:t>Estudiante</w:t>
+            </w:r>
+          </w:p>
+        </w:tc>
+        <w:tc>
+          <w:tcPr>
+            <w:tcW w:w="3879" w:type="dxa"/>
+          </w:tcPr>
+          <w:p>
+            <w:pPr>
               <w:jc w:val="center"/>
-            </w:pPr>
-            <w:r>
-              <w:rPr>
-                <w:rFonts w:ascii="Arial" w:hAnsi="Arial"/>
-                <w:i w:val="0"/>
-                <w:color w:val="232D37"/>
-                <w:sz w:val="16"/>
-              </w:rPr>
-              <w:t>3</w:t>
-            </w:r>
-          </w:p>
-        </w:tc>
-        <w:tc>
-          <w:tcPr>
-            <w:tcW w:w="2160" w:type="dxa"/>
-          </w:tcPr>
-          <w:p>
-            <w:pPr>
-              <w:spacing w:line="250" w:lineRule="auto"/>
-              <w:cnfStyle w:val="000000100000" w:firstRow="0" w:lastRow="0" w:firstColumn="0" w:lastColumn="0" w:oddVBand="0" w:evenVBand="0" w:oddHBand="1" w:evenHBand="0" w:firstRowFirstColumn="0" w:firstRowLastColumn="0" w:lastRowFirstColumn="0" w:lastRowLastColumn="0"/>
-            </w:pPr>
-            <w:r>
-              <w:rPr>
-                <w:rFonts w:ascii="Arial" w:hAnsi="Arial"/>
-                <w:color w:val="232D37"/>
-                <w:sz w:val="16"/>
-              </w:rPr>
-              <w:t>Evidencia de acuerdo</w:t>
-            </w:r>
-          </w:p>
-        </w:tc>
-        <w:tc>
-          <w:tcPr>
-            <w:tcW w:w="6753" w:type="dxa"/>
-          </w:tcPr>
-          <w:p>
-            <w:pPr>
-              <w:spacing w:line="250" w:lineRule="auto"/>
-              <w:cnfStyle w:val="000000100000" w:firstRow="0" w:lastRow="0" w:firstColumn="0" w:lastColumn="0" w:oddVBand="0" w:evenVBand="0" w:oddHBand="1" w:evenHBand="0" w:firstRowFirstColumn="0" w:firstRowLastColumn="0" w:lastRowFirstColumn="0" w:lastRowLastColumn="0"/>
-            </w:pPr>
-            <w:r>
-              <w:rPr>
-                <w:rFonts w:ascii="Arial" w:hAnsi="Arial"/>
-                <w:color w:val="232D37"/>
-                <w:sz w:val="16"/>
-              </w:rPr>
-              <w:t>El 100 % se basa en confirmación del equipo, pero no se adjuntaron minutas, actas ni aceptación del cliente. ¿Existe esa evidencia? Si no, ¿se mantiene Sí como confirmación verbal o debe cambiarse?</w:t>
-            </w:r>
-          </w:p>
-        </w:tc>
-      </w:tr>
-      <w:tr>
-        <w:tc>
-          <w:tcPr>
-            <w:cnfStyle w:val="001000000000" w:firstRow="0" w:lastRow="0" w:firstColumn="1" w:lastColumn="0" w:oddVBand="0" w:evenVBand="0" w:oddHBand="0" w:evenHBand="0" w:firstRowFirstColumn="0" w:firstRowLastColumn="0" w:lastRowFirstColumn="0" w:lastRowLastColumn="0"/>
-            <w:tcW w:w="604" w:type="dxa"/>
-          </w:tcPr>
-          <w:p>
-            <w:pPr>
-              <w:spacing w:line="250" w:lineRule="auto"/>
+              <w:rPr>
+                <w:rFonts w:ascii="Sans Serif Collection" w:hAnsi="Sans Serif Collection" w:cs="Sans Serif Collection"/>
+              </w:rPr>
+            </w:pPr>
+            <w:r>
+              <w:rPr>
+                <w:rFonts w:ascii="Sans Serif Collection" w:hAnsi="Sans Serif Collection" w:cs="Sans Serif Collection"/>
+              </w:rPr>
+              <w:t>______________________________</w:t>
+            </w:r>
+          </w:p>
+          <w:p>
+            <w:pPr>
               <w:jc w:val="center"/>
-            </w:pPr>
-            <w:r>
-              <w:rPr>
-                <w:rFonts w:ascii="Arial" w:hAnsi="Arial"/>
-                <w:i w:val="0"/>
-                <w:color w:val="232D37"/>
-                <w:sz w:val="16"/>
-              </w:rPr>
-              <w:t>4</w:t>
-            </w:r>
-          </w:p>
-        </w:tc>
-        <w:tc>
-          <w:tcPr>
-            <w:tcW w:w="2160" w:type="dxa"/>
-          </w:tcPr>
-          <w:p>
-            <w:pPr>
-              <w:spacing w:line="250" w:lineRule="auto"/>
-              <w:cnfStyle w:val="000000000000" w:firstRow="0" w:lastRow="0" w:firstColumn="0" w:lastColumn="0" w:oddVBand="0" w:evenVBand="0" w:oddHBand="0" w:evenHBand="0" w:firstRowFirstColumn="0" w:firstRowLastColumn="0" w:lastRowFirstColumn="0" w:lastRowLastColumn="0"/>
-            </w:pPr>
-            <w:r>
-              <w:rPr>
-                <w:rFonts w:ascii="Arial" w:hAnsi="Arial"/>
-                <w:color w:val="232D37"/>
-                <w:sz w:val="16"/>
-              </w:rPr>
-              <w:t>Entrevista y participantes</w:t>
-            </w:r>
-          </w:p>
-        </w:tc>
-        <w:tc>
-          <w:tcPr>
-            <w:tcW w:w="6753" w:type="dxa"/>
-          </w:tcPr>
-          <w:p>
-            <w:pPr>
-              <w:spacing w:line="250" w:lineRule="auto"/>
-              <w:cnfStyle w:val="000000000000" w:firstRow="0" w:lastRow="0" w:firstColumn="0" w:lastColumn="0" w:oddVBand="0" w:evenVBand="0" w:oddHBand="0" w:evenHBand="0" w:firstRowFirstColumn="0" w:firstRowLastColumn="0" w:lastRowFirstColumn="0" w:lastRowLastColumn="0"/>
-            </w:pPr>
-            <w:r>
-              <w:rPr>
-                <w:rFonts w:ascii="Arial" w:hAnsi="Arial"/>
-                <w:color w:val="232D37"/>
-                <w:sz w:val="16"/>
-              </w:rPr>
-              <w:t>¿Quiénes participaron, en qué fecha y qué entregables se generaron? ¿Quién solicitó las recomendaciones y quién impartió Ingeniería de Requerimientos?</w:t>
-            </w:r>
-          </w:p>
-        </w:tc>
-      </w:tr>
-      <w:tr>
-        <w:trPr>
-          <w:cnfStyle w:val="000000100000" w:firstRow="0" w:lastRow="0" w:firstColumn="0" w:lastColumn="0" w:oddVBand="0" w:evenVBand="0" w:oddHBand="1" w:evenHBand="0" w:firstRowFirstColumn="0" w:firstRowLastColumn="0" w:lastRowFirstColumn="0" w:lastRowLastColumn="0"/>
-        </w:trPr>
-        <w:tc>
-          <w:tcPr>
-            <w:cnfStyle w:val="001000000000" w:firstRow="0" w:lastRow="0" w:firstColumn="1" w:lastColumn="0" w:oddVBand="0" w:evenVBand="0" w:oddHBand="0" w:evenHBand="0" w:firstRowFirstColumn="0" w:firstRowLastColumn="0" w:lastRowFirstColumn="0" w:lastRowLastColumn="0"/>
-            <w:tcW w:w="604" w:type="dxa"/>
-          </w:tcPr>
-          <w:p>
-            <w:pPr>
-              <w:spacing w:line="250" w:lineRule="auto"/>
+              <w:rPr>
+                <w:rFonts w:ascii="Sans Serif Collection" w:hAnsi="Sans Serif Collection" w:cs="Sans Serif Collection"/>
+              </w:rPr>
+            </w:pPr>
+            <w:r>
+              <w:rPr>
+                <w:rFonts w:ascii="Sans Serif Collection" w:hAnsi="Sans Serif Collection" w:cs="Sans Serif Collection"/>
+              </w:rPr>
+              <w:t xml:space="preserve">Arroyo Alfonso </w:t>
+            </w:r>
+          </w:p>
+          <w:p>
+            <w:pPr>
               <w:jc w:val="center"/>
-            </w:pPr>
-            <w:r>
-              <w:rPr>
-                <w:rFonts w:ascii="Arial" w:hAnsi="Arial"/>
-                <w:i w:val="0"/>
-                <w:color w:val="232D37"/>
-                <w:sz w:val="16"/>
-              </w:rPr>
-              <w:t>5</w:t>
-            </w:r>
-          </w:p>
-        </w:tc>
-        <w:tc>
-          <w:tcPr>
-            <w:tcW w:w="2160" w:type="dxa"/>
-          </w:tcPr>
-          <w:p>
-            <w:pPr>
-              <w:spacing w:line="250" w:lineRule="auto"/>
-              <w:cnfStyle w:val="000000100000" w:firstRow="0" w:lastRow="0" w:firstColumn="0" w:lastColumn="0" w:oddVBand="0" w:evenVBand="0" w:oddHBand="1" w:evenHBand="0" w:firstRowFirstColumn="0" w:firstRowLastColumn="0" w:lastRowFirstColumn="0" w:lastRowLastColumn="0"/>
-            </w:pPr>
-            <w:r>
-              <w:rPr>
-                <w:rFonts w:ascii="Arial" w:hAnsi="Arial"/>
-                <w:color w:val="232D37"/>
-                <w:sz w:val="16"/>
-              </w:rPr>
-              <w:t>Estándar documental</w:t>
-            </w:r>
-          </w:p>
-        </w:tc>
-        <w:tc>
-          <w:tcPr>
-            <w:tcW w:w="6753" w:type="dxa"/>
-          </w:tcPr>
-          <w:p>
-            <w:pPr>
-              <w:spacing w:line="250" w:lineRule="auto"/>
-              <w:cnfStyle w:val="000000100000" w:firstRow="0" w:lastRow="0" w:firstColumn="0" w:lastColumn="0" w:oddVBand="0" w:evenVBand="0" w:oddHBand="1" w:evenHBand="0" w:firstRowFirstColumn="0" w:firstRowLastColumn="0" w:lastRowFirstColumn="0" w:lastRowLastColumn="0"/>
-            </w:pPr>
-            <w:r>
-              <w:rPr>
-                <w:rFonts w:ascii="Arial" w:hAnsi="Arial"/>
-                <w:color w:val="232D37"/>
-                <w:sz w:val="16"/>
-              </w:rPr>
-              <w:t>La matriz marca que se aplica un estándar, pero los archivos revisados no identifican su nombre ni versión. ¿Qué estándar se utilizó?</w:t>
-            </w:r>
-          </w:p>
-        </w:tc>
-      </w:tr>
-      <w:tr>
-        <w:tc>
-          <w:tcPr>
-            <w:cnfStyle w:val="001000000000" w:firstRow="0" w:lastRow="0" w:firstColumn="1" w:lastColumn="0" w:oddVBand="0" w:evenVBand="0" w:oddHBand="0" w:evenHBand="0" w:firstRowFirstColumn="0" w:firstRowLastColumn="0" w:lastRowFirstColumn="0" w:lastRowLastColumn="0"/>
-            <w:tcW w:w="604" w:type="dxa"/>
-          </w:tcPr>
-          <w:p>
-            <w:pPr>
-              <w:spacing w:line="250" w:lineRule="auto"/>
+              <w:rPr>
+                <w:rFonts w:ascii="Sans Serif Collection" w:hAnsi="Sans Serif Collection" w:cs="Sans Serif Collection"/>
+              </w:rPr>
+            </w:pPr>
+            <w:r>
+              <w:rPr>
+                <w:rFonts w:ascii="Sans Serif Collection" w:hAnsi="Sans Serif Collection" w:cs="Sans Serif Collection"/>
+                <w:sz w:val="20"/>
+                <w:szCs w:val="20"/>
+              </w:rPr>
+              <w:t>Estudiante</w:t>
+            </w:r>
+          </w:p>
+        </w:tc>
+        <w:tc>
+          <w:tcPr>
+            <w:tcW w:w="3618" w:type="dxa"/>
+          </w:tcPr>
+          <w:p>
+            <w:pPr>
               <w:jc w:val="center"/>
-            </w:pPr>
-            <w:r>
-              <w:rPr>
-                <w:rFonts w:ascii="Arial" w:hAnsi="Arial"/>
-                <w:i w:val="0"/>
-                <w:color w:val="232D37"/>
-                <w:sz w:val="16"/>
-              </w:rPr>
-              <w:t>6</w:t>
-            </w:r>
-          </w:p>
-        </w:tc>
-        <w:tc>
-          <w:tcPr>
-            <w:tcW w:w="2160" w:type="dxa"/>
-          </w:tcPr>
-          <w:p>
-            <w:pPr>
-              <w:spacing w:line="250" w:lineRule="auto"/>
-              <w:cnfStyle w:val="000000000000" w:firstRow="0" w:lastRow="0" w:firstColumn="0" w:lastColumn="0" w:oddVBand="0" w:evenVBand="0" w:oddHBand="0" w:evenHBand="0" w:firstRowFirstColumn="0" w:firstRowLastColumn="0" w:lastRowFirstColumn="0" w:lastRowLastColumn="0"/>
-            </w:pPr>
-            <w:r>
-              <w:rPr>
-                <w:rFonts w:ascii="Arial" w:hAnsi="Arial"/>
-                <w:color w:val="232D37"/>
-                <w:sz w:val="16"/>
-              </w:rPr>
-              <w:t>SRS y trazabilidad</w:t>
-            </w:r>
-          </w:p>
-        </w:tc>
-        <w:tc>
-          <w:tcPr>
-            <w:tcW w:w="6753" w:type="dxa"/>
-          </w:tcPr>
-          <w:p>
-            <w:pPr>
-              <w:spacing w:line="250" w:lineRule="auto"/>
-              <w:cnfStyle w:val="000000000000" w:firstRow="0" w:lastRow="0" w:firstColumn="0" w:lastColumn="0" w:oddVBand="0" w:evenVBand="0" w:oddHBand="0" w:evenHBand="0" w:firstRowFirstColumn="0" w:firstRowLastColumn="0" w:lastRowFirstColumn="0" w:lastRowLastColumn="0"/>
-            </w:pPr>
-            <w:r>
-              <w:rPr>
-                <w:rFonts w:ascii="Arial" w:hAnsi="Arial"/>
-                <w:color w:val="232D37"/>
-                <w:sz w:val="16"/>
-              </w:rPr>
-              <w:t>¿Cuál es la versión/fecha del SRS usado? ¿Se puede adjuntar? La matriz conecta RF-CU-HU, pero el informe indica que falta el origen histórico y el enlace con pruebas.</w:t>
-            </w:r>
-          </w:p>
-        </w:tc>
-      </w:tr>
-      <w:tr>
-        <w:trPr>
-          <w:cnfStyle w:val="000000100000" w:firstRow="0" w:lastRow="0" w:firstColumn="0" w:lastColumn="0" w:oddVBand="0" w:evenVBand="0" w:oddHBand="1" w:evenHBand="0" w:firstRowFirstColumn="0" w:firstRowLastColumn="0" w:lastRowFirstColumn="0" w:lastRowLastColumn="0"/>
-        </w:trPr>
-        <w:tc>
-          <w:tcPr>
-            <w:cnfStyle w:val="001000000000" w:firstRow="0" w:lastRow="0" w:firstColumn="1" w:lastColumn="0" w:oddVBand="0" w:evenVBand="0" w:oddHBand="0" w:evenHBand="0" w:firstRowFirstColumn="0" w:firstRowLastColumn="0" w:lastRowFirstColumn="0" w:lastRowLastColumn="0"/>
-            <w:tcW w:w="604" w:type="dxa"/>
-          </w:tcPr>
-          <w:p>
-            <w:pPr>
-              <w:spacing w:line="250" w:lineRule="auto"/>
+              <w:rPr>
+                <w:rFonts w:ascii="Sans Serif Collection" w:hAnsi="Sans Serif Collection" w:cs="Sans Serif Collection"/>
+              </w:rPr>
+            </w:pPr>
+            <w:r>
+              <w:rPr>
+                <w:rFonts w:ascii="Sans Serif Collection" w:hAnsi="Sans Serif Collection" w:cs="Sans Serif Collection"/>
+              </w:rPr>
+              <w:t>______________________________</w:t>
+            </w:r>
+          </w:p>
+          <w:p>
+            <w:pPr>
               <w:jc w:val="center"/>
-            </w:pPr>
-            <w:r>
-              <w:rPr>
-                <w:rFonts w:ascii="Arial" w:hAnsi="Arial"/>
-                <w:i w:val="0"/>
-                <w:color w:val="232D37"/>
-                <w:sz w:val="16"/>
-              </w:rPr>
-              <w:t>7</w:t>
-            </w:r>
-          </w:p>
-        </w:tc>
-        <w:tc>
-          <w:tcPr>
-            <w:tcW w:w="2160" w:type="dxa"/>
-          </w:tcPr>
-          <w:p>
-            <w:pPr>
-              <w:spacing w:line="250" w:lineRule="auto"/>
-              <w:cnfStyle w:val="000000100000" w:firstRow="0" w:lastRow="0" w:firstColumn="0" w:lastColumn="0" w:oddVBand="0" w:evenVBand="0" w:oddHBand="1" w:evenHBand="0" w:firstRowFirstColumn="0" w:firstRowLastColumn="0" w:lastRowFirstColumn="0" w:lastRowLastColumn="0"/>
-            </w:pPr>
-            <w:r>
-              <w:rPr>
-                <w:rFonts w:ascii="Arial" w:hAnsi="Arial"/>
-                <w:color w:val="232D37"/>
-                <w:sz w:val="16"/>
-              </w:rPr>
-              <w:t>Validación de funciones</w:t>
-            </w:r>
-          </w:p>
-        </w:tc>
-        <w:tc>
-          <w:tcPr>
-            <w:tcW w:w="6753" w:type="dxa"/>
-          </w:tcPr>
-          <w:p>
-            <w:pPr>
-              <w:spacing w:line="250" w:lineRule="auto"/>
-              <w:cnfStyle w:val="000000100000" w:firstRow="0" w:lastRow="0" w:firstColumn="0" w:lastColumn="0" w:oddVBand="0" w:evenVBand="0" w:oddHBand="1" w:evenHBand="0" w:firstRowFirstColumn="0" w:firstRowLastColumn="0" w:lastRowFirstColumn="0" w:lastRowLastColumn="0"/>
-            </w:pPr>
-            <w:r>
-              <w:rPr>
-                <w:rFonts w:ascii="Arial" w:hAnsi="Arial"/>
-                <w:color w:val="232D37"/>
-                <w:sz w:val="16"/>
-              </w:rPr>
-              <w:t>La matriz registra funciones implementadas y menciona revisión de código, pero no aporta pruebas ejecutadas ni evidencia de producción. ¿Qué resultados pueden adjuntarse?</w:t>
-            </w:r>
-          </w:p>
-        </w:tc>
-      </w:tr>
-      <w:tr>
-        <w:tc>
-          <w:tcPr>
-            <w:cnfStyle w:val="001000000000" w:firstRow="0" w:lastRow="0" w:firstColumn="1" w:lastColumn="0" w:oddVBand="0" w:evenVBand="0" w:oddHBand="0" w:evenHBand="0" w:firstRowFirstColumn="0" w:firstRowLastColumn="0" w:lastRowFirstColumn="0" w:lastRowLastColumn="0"/>
-            <w:tcW w:w="604" w:type="dxa"/>
-          </w:tcPr>
-          <w:p>
-            <w:pPr>
-              <w:spacing w:line="250" w:lineRule="auto"/>
+              <w:rPr>
+                <w:rFonts w:ascii="Sans Serif Collection" w:hAnsi="Sans Serif Collection" w:cs="Sans Serif Collection"/>
+              </w:rPr>
+            </w:pPr>
+            <w:r>
+              <w:rPr>
+                <w:rFonts w:ascii="Sans Serif Collection" w:hAnsi="Sans Serif Collection" w:cs="Sans Serif Collection"/>
+              </w:rPr>
+              <w:t xml:space="preserve">Pedro </w:t>
+            </w:r>
+            <w:proofErr w:type="spellStart"/>
+            <w:r>
+              <w:rPr>
+                <w:rFonts w:ascii="Sans Serif Collection" w:hAnsi="Sans Serif Collection" w:cs="Sans Serif Collection"/>
+              </w:rPr>
+              <w:t>Frias</w:t>
+            </w:r>
+            <w:proofErr w:type="spellEnd"/>
+          </w:p>
+          <w:p>
+            <w:pPr>
               <w:jc w:val="center"/>
-            </w:pPr>
-            <w:r>
-              <w:rPr>
-                <w:rFonts w:ascii="Arial" w:hAnsi="Arial"/>
-                <w:i w:val="0"/>
-                <w:color w:val="232D37"/>
-                <w:sz w:val="16"/>
-              </w:rPr>
-              <w:t>8</w:t>
-            </w:r>
-          </w:p>
-        </w:tc>
-        <w:tc>
-          <w:tcPr>
-            <w:tcW w:w="2160" w:type="dxa"/>
-          </w:tcPr>
-          <w:p>
-            <w:pPr>
-              <w:spacing w:line="250" w:lineRule="auto"/>
-              <w:cnfStyle w:val="000000000000" w:firstRow="0" w:lastRow="0" w:firstColumn="0" w:lastColumn="0" w:oddVBand="0" w:evenVBand="0" w:oddHBand="0" w:evenHBand="0" w:firstRowFirstColumn="0" w:firstRowLastColumn="0" w:lastRowFirstColumn="0" w:lastRowLastColumn="0"/>
-            </w:pPr>
-            <w:r>
-              <w:rPr>
-                <w:rFonts w:ascii="Arial" w:hAnsi="Arial"/>
-                <w:color w:val="232D37"/>
-                <w:sz w:val="16"/>
-              </w:rPr>
-              <w:t>Datos administrativos</w:t>
-            </w:r>
-          </w:p>
-        </w:tc>
-        <w:tc>
-          <w:tcPr>
-            <w:tcW w:w="6753" w:type="dxa"/>
-          </w:tcPr>
-          <w:p>
-            <w:pPr>
-              <w:spacing w:line="250" w:lineRule="auto"/>
-              <w:cnfStyle w:val="000000000000" w:firstRow="0" w:lastRow="0" w:firstColumn="0" w:lastColumn="0" w:oddVBand="0" w:evenVBand="0" w:oddHBand="0" w:evenHBand="0" w:firstRowFirstColumn="0" w:firstRowLastColumn="0" w:lastRowFirstColumn="0" w:lastRowLastColumn="0"/>
-            </w:pPr>
-            <w:r>
-              <w:rPr>
-                <w:rFonts w:ascii="Arial" w:hAnsi="Arial"/>
-                <w:color w:val="232D37"/>
-                <w:sz w:val="16"/>
-              </w:rPr>
-              <w:t>¿Qué período y cuántas horas cubrió el análisis? ¿Qué ciudad debe constar y quién fue designado líder del Grupo 6?</w:t>
+              <w:rPr>
+                <w:rFonts w:ascii="Sans Serif Collection" w:hAnsi="Sans Serif Collection" w:cs="Sans Serif Collection"/>
+              </w:rPr>
+            </w:pPr>
+            <w:r>
+              <w:rPr>
+                <w:rFonts w:ascii="Sans Serif Collection" w:hAnsi="Sans Serif Collection" w:cs="Sans Serif Collection"/>
+                <w:sz w:val="20"/>
+                <w:szCs w:val="20"/>
+              </w:rPr>
+              <w:t>Estudiante</w:t>
             </w:r>
           </w:p>
         </w:tc>
@@ -17039,7 +16189,7 @@
   <w:style w:type="paragraph" w:default="1" w:styleId="Normal">
     <w:name w:val="Normal"/>
     <w:qFormat/>
-    <w:rsid w:val="0049123F"/>
+    <w:rsid w:val="00616B5A"/>
   </w:style>
   <w:style w:type="paragraph" w:styleId="Ttulo1">
     <w:name w:val="heading 1"/>
@@ -17127,6 +16277,7 @@
   <w:style w:type="character" w:default="1" w:styleId="Fuentedeprrafopredeter">
     <w:name w:val="Default Paragraph Font"/>
     <w:uiPriority w:val="1"/>
+    <w:semiHidden/>
     <w:unhideWhenUsed/>
   </w:style>
   <w:style w:type="table" w:default="1" w:styleId="Tablanormal">

--- a/Parcial 1/IREB_Proyectos_Informe_Borrador1.docx
+++ b/Parcial 1/IREB_Proyectos_Informe_Borrador1.docx
@@ -15154,10 +15154,182 @@
         </w:rPr>
       </w:pPr>
     </w:p>
+    <w:p>
+      <w:pPr>
+        <w:pStyle w:val="Ttulo1"/>
+        <w:pBdr>
+          <w:bottom w:val="single" w:sz="6" w:space="2" w:color="1F3864"/>
+        </w:pBdr>
+        <w:spacing w:before="360" w:after="160"/>
+        <w:jc w:val="both"/>
+        <w:rPr>
+          <w:rFonts w:ascii="Sans Serif Collection" w:hAnsi="Sans Serif Collection" w:cs="Sans Serif Collection"/>
+        </w:rPr>
+      </w:pPr>
+      <w:r>
+        <w:rPr>
+          <w:rFonts w:ascii="Sans Serif Collection" w:hAnsi="Sans Serif Collection" w:cs="Sans Serif Collection"/>
+          <w:b/>
+          <w:bCs/>
+          <w:color w:val="1F3864"/>
+          <w:sz w:val="28"/>
+          <w:szCs w:val="28"/>
+        </w:rPr>
+        <w:lastRenderedPageBreak/>
+        <w:t>5</w:t>
+      </w:r>
+      <w:r>
+        <w:rPr>
+          <w:rFonts w:ascii="Sans Serif Collection" w:hAnsi="Sans Serif Collection" w:cs="Sans Serif Collection"/>
+          <w:b/>
+          <w:bCs/>
+          <w:color w:val="1F3864"/>
+          <w:sz w:val="28"/>
+          <w:szCs w:val="28"/>
+        </w:rPr>
+        <w:t xml:space="preserve">. </w:t>
+      </w:r>
+      <w:r>
+        <w:rPr>
+          <w:rFonts w:ascii="Sans Serif Collection" w:hAnsi="Sans Serif Collection" w:cs="Sans Serif Collection"/>
+          <w:b/>
+          <w:bCs/>
+          <w:color w:val="1F3864"/>
+          <w:sz w:val="28"/>
+          <w:szCs w:val="28"/>
+        </w:rPr>
+        <w:t>ANEXOS</w:t>
+      </w:r>
+    </w:p>
+    <w:p>
+      <w:pPr>
+        <w:spacing w:after="80"/>
+        <w:jc w:val="both"/>
+        <w:rPr>
+          <w:rFonts w:ascii="Sans Serif Collection" w:hAnsi="Sans Serif Collection" w:cs="Sans Serif Collection"/>
+          <w:sz w:val="18"/>
+          <w:szCs w:val="18"/>
+          <w:lang w:val="es-419"/>
+        </w:rPr>
+      </w:pPr>
+      <w:r>
+        <w:rPr>
+          <w:rFonts w:ascii="Sans Serif Collection" w:hAnsi="Sans Serif Collection" w:cs="Sans Serif Collection"/>
+          <w:lang w:val="es-419"/>
+        </w:rPr>
+        <w:t>A continuación, se adjunta e</w:t>
+      </w:r>
+      <w:r>
+        <w:rPr>
+          <w:rFonts w:ascii="Sans Serif Collection" w:hAnsi="Sans Serif Collection" w:cs="Sans Serif Collection"/>
+          <w:lang w:val="es-419"/>
+        </w:rPr>
+        <w:t xml:space="preserve">l </w:t>
+      </w:r>
+      <w:proofErr w:type="gramStart"/>
+      <w:r>
+        <w:rPr>
+          <w:rFonts w:ascii="Sans Serif Collection" w:hAnsi="Sans Serif Collection" w:cs="Sans Serif Collection"/>
+          <w:lang w:val="es-419"/>
+        </w:rPr>
+        <w:t>link</w:t>
+      </w:r>
+      <w:proofErr w:type="gramEnd"/>
+      <w:r>
+        <w:rPr>
+          <w:rFonts w:ascii="Sans Serif Collection" w:hAnsi="Sans Serif Collection" w:cs="Sans Serif Collection"/>
+          <w:lang w:val="es-419"/>
+        </w:rPr>
+        <w:t xml:space="preserve"> para los respectivos videos en OneDrive:</w:t>
+      </w:r>
+      <w:r>
+        <w:rPr>
+          <w:rFonts w:ascii="Sans Serif Collection" w:hAnsi="Sans Serif Collection" w:cs="Sans Serif Collection"/>
+          <w:lang w:val="es-419"/>
+        </w:rPr>
+        <w:br/>
+      </w:r>
+    </w:p>
+    <w:p>
+      <w:pPr>
+        <w:spacing w:after="80"/>
+        <w:jc w:val="both"/>
+        <w:rPr>
+          <w:rFonts w:ascii="Sans Serif Collection" w:hAnsi="Sans Serif Collection" w:cs="Sans Serif Collection"/>
+          <w:sz w:val="18"/>
+          <w:szCs w:val="18"/>
+          <w:lang w:val="en-US"/>
+        </w:rPr>
+      </w:pPr>
+      <w:hyperlink r:id="rId8" w:history="1">
+        <w:r>
+          <w:rPr>
+            <w:rStyle w:val="Hipervnculo"/>
+            <w:rFonts w:ascii="Sans Serif Collection" w:hAnsi="Sans Serif Collection" w:cs="Sans Serif Collection"/>
+            <w:sz w:val="18"/>
+            <w:szCs w:val="18"/>
+            <w:lang w:val="en-US"/>
+          </w:rPr>
+          <w:t>Anexos_</w:t>
+        </w:r>
+        <w:r>
+          <w:rPr>
+            <w:rStyle w:val="Hipervnculo"/>
+            <w:rFonts w:ascii="Sans Serif Collection" w:hAnsi="Sans Serif Collection" w:cs="Sans Serif Collection"/>
+            <w:sz w:val="18"/>
+            <w:szCs w:val="18"/>
+            <w:lang w:val="en-US"/>
+          </w:rPr>
+          <w:t>G</w:t>
+        </w:r>
+        <w:r>
+          <w:rPr>
+            <w:rStyle w:val="Hipervnculo"/>
+            <w:rFonts w:ascii="Sans Serif Collection" w:hAnsi="Sans Serif Collection" w:cs="Sans Serif Collection"/>
+            <w:sz w:val="18"/>
+            <w:szCs w:val="18"/>
+            <w:lang w:val="en-US"/>
+          </w:rPr>
+          <w:t>6</w:t>
+        </w:r>
+        <w:r>
+          <w:rPr>
+            <w:rStyle w:val="Hipervnculo"/>
+            <w:rFonts w:ascii="Sans Serif Collection" w:hAnsi="Sans Serif Collection" w:cs="Sans Serif Collection"/>
+            <w:sz w:val="18"/>
+            <w:szCs w:val="18"/>
+            <w:lang w:val="en-US"/>
+          </w:rPr>
+          <w:t>_U1T1</w:t>
+        </w:r>
+      </w:hyperlink>
+    </w:p>
+    <w:p>
+      <w:pPr>
+        <w:spacing w:after="80"/>
+        <w:jc w:val="both"/>
+        <w:rPr>
+          <w:rFonts w:ascii="Sans Serif Collection" w:hAnsi="Sans Serif Collection" w:cs="Sans Serif Collection"/>
+          <w:sz w:val="18"/>
+          <w:szCs w:val="18"/>
+          <w:lang w:val="es-419"/>
+        </w:rPr>
+      </w:pPr>
+    </w:p>
+    <w:p>
+      <w:pPr>
+        <w:spacing w:after="80"/>
+        <w:jc w:val="both"/>
+        <w:rPr>
+          <w:rFonts w:ascii="Sans Serif Collection" w:hAnsi="Sans Serif Collection" w:cs="Sans Serif Collection"/>
+          <w:lang w:val="es-419"/>
+        </w:rPr>
+      </w:pPr>
+    </w:p>
     <w:sectPr>
-      <w:headerReference w:type="default" r:id="rId8"/>
-      <w:footerReference w:type="default" r:id="rId9"/>
-      <w:headerReference w:type="first" r:id="rId10"/>
+      <w:headerReference w:type="default" r:id="rId9"/>
+      <w:footerReference w:type="default" r:id="rId10"/>
+      <w:headerReference w:type="first" r:id="rId11"/>
       <w:pgSz w:w="11906" w:h="16838"/>
       <w:pgMar w:top="1304" w:right="1134" w:bottom="1304" w:left="1134" w:header="708" w:footer="708" w:gutter="0"/>
       <w:cols w:space="720"/>
@@ -16193,6 +16365,7 @@
   </w:style>
   <w:style w:type="paragraph" w:styleId="Ttulo1">
     <w:name w:val="heading 1"/>
+    <w:link w:val="Ttulo1Car"/>
     <w:uiPriority w:val="9"/>
     <w:qFormat/>
     <w:pPr>
@@ -16277,7 +16450,6 @@
   <w:style w:type="character" w:default="1" w:styleId="Fuentedeprrafopredeter">
     <w:name w:val="Default Paragraph Font"/>
     <w:uiPriority w:val="1"/>
-    <w:semiHidden/>
     <w:unhideWhenUsed/>
   </w:style>
   <w:style w:type="table" w:default="1" w:styleId="Tablanormal">
@@ -16567,6 +16739,42 @@
         </w:tcBorders>
       </w:tcPr>
     </w:tblStylePr>
+  </w:style>
+  <w:style w:type="character" w:customStyle="1" w:styleId="Ttulo1Car">
+    <w:name w:val="Título 1 Car"/>
+    <w:basedOn w:val="Fuentedeprrafopredeter"/>
+    <w:link w:val="Ttulo1"/>
+    <w:uiPriority w:val="9"/>
+    <w:rsid w:val="00647143"/>
+    <w:rPr>
+      <w:color w:val="2E74B5"/>
+      <w:sz w:val="32"/>
+      <w:szCs w:val="32"/>
+    </w:rPr>
+  </w:style>
+  <w:style w:type="character" w:styleId="Mencinsinresolver">
+    <w:name w:val="Unresolved Mention"/>
+    <w:basedOn w:val="Fuentedeprrafopredeter"/>
+    <w:uiPriority w:val="99"/>
+    <w:semiHidden/>
+    <w:unhideWhenUsed/>
+    <w:rsid w:val="00C92F48"/>
+    <w:rPr>
+      <w:color w:val="605E5C"/>
+      <w:shd w:val="clear" w:color="auto" w:fill="E1DFDD"/>
+    </w:rPr>
+  </w:style>
+  <w:style w:type="character" w:styleId="Hipervnculovisitado">
+    <w:name w:val="FollowedHyperlink"/>
+    <w:basedOn w:val="Fuentedeprrafopredeter"/>
+    <w:uiPriority w:val="99"/>
+    <w:semiHidden/>
+    <w:unhideWhenUsed/>
+    <w:rsid w:val="00C92F48"/>
+    <w:rPr>
+      <w:color w:val="954F72" w:themeColor="followedHyperlink"/>
+      <w:u w:val="single"/>
+    </w:rPr>
   </w:style>
 </w:styles>
 </file>

--- a/Parcial 1/IREB_Proyectos_Informe_Borrador1.docx
+++ b/Parcial 1/IREB_Proyectos_Informe_Borrador1.docx
@@ -166,23 +166,29 @@
           <w:szCs w:val="24"/>
         </w:rPr>
       </w:pPr>
-      <w:proofErr w:type="spellStart"/>
       <w:r>
         <w:rPr>
           <w:rFonts w:ascii="Sans Serif Collection" w:hAnsi="Sans Serif Collection" w:cs="Sans Serif Collection"/>
           <w:sz w:val="24"/>
           <w:szCs w:val="24"/>
         </w:rPr>
-        <w:t>Frias</w:t>
+        <w:t>Frías</w:t>
       </w:r>
-      <w:proofErr w:type="spellEnd"/>
       <w:r>
         <w:rPr>
           <w:rFonts w:ascii="Sans Serif Collection" w:hAnsi="Sans Serif Collection" w:cs="Sans Serif Collection"/>
           <w:sz w:val="24"/>
           <w:szCs w:val="24"/>
         </w:rPr>
-        <w:t xml:space="preserve"> Valverde Pether Pedro</w:t>
+        <w:t xml:space="preserve"> Valverde Pedro</w:t>
+      </w:r>
+      <w:r>
+        <w:rPr>
+          <w:rFonts w:ascii="Sans Serif Collection" w:hAnsi="Sans Serif Collection" w:cs="Sans Serif Collection"/>
+          <w:sz w:val="24"/>
+          <w:szCs w:val="24"/>
+        </w:rPr>
+        <w:t xml:space="preserve"> Antonio</w:t>
       </w:r>
     </w:p>
     <w:p>
@@ -14251,21 +14257,6 @@
         </w:rPr>
         <w:lastRenderedPageBreak/>
         <w:t>4. RECOMENDACIONES</w:t>
-      </w:r>
-    </w:p>
-    <w:p>
-      <w:pPr>
-        <w:spacing w:after="120" w:line="276" w:lineRule="auto"/>
-        <w:jc w:val="both"/>
-        <w:rPr>
-          <w:rFonts w:ascii="Sans Serif Collection" w:hAnsi="Sans Serif Collection" w:cs="Sans Serif Collection"/>
-        </w:rPr>
-      </w:pPr>
-      <w:r>
-        <w:rPr>
-          <w:rFonts w:ascii="Sans Serif Collection" w:hAnsi="Sans Serif Collection" w:cs="Sans Serif Collection"/>
-        </w:rPr>
-        <w:t>Una fila por cada pregunta respondida NO en la lista de comprobación. Agregue o elimine filas según los resultados.</w:t>
       </w:r>
     </w:p>
     <w:p>
